--- a/policies/sources/position-marine-ingredients__Espanol_Digital.docx
+++ b/policies/sources/position-marine-ingredients__Espanol_Digital.docx
@@ -11,136 +11,193 @@
       </w:r>
     </w:p>
     <w:p>
+      <w:pPr>
+        <w:pStyle w:val="Heading2"/>
+      </w:pPr>
       <w:r>
         <w:t>Todas las pesquerías de origen deben pasar la Metodología</w:t>
       </w:r>
     </w:p>
     <w:p>
+      <w:pPr>
+        <w:pStyle w:val="Heading2"/>
+      </w:pPr>
       <w:r>
         <w:t>de Evaluación de la Debida Diligencia de BioMar (BioMar</w:t>
       </w:r>
     </w:p>
     <w:p>
+      <w:pPr>
+        <w:pStyle w:val="Heading2"/>
+      </w:pPr>
       <w:r>
-        <w:t>DD) para</w:t>
+        <w:t>DD) para ingredientes marinos, estar inscritas en un</w:t>
       </w:r>
     </w:p>
     <w:p>
-      <w:r>
-        <w:t>ingredientes marinos, estar</w:t>
-      </w:r>
-    </w:p>
-    <w:p>
-      <w:r>
-        <w:t>inscritas en un</w:t>
-      </w:r>
-    </w:p>
-    <w:p>
+      <w:pPr>
+        <w:pStyle w:val="Heading2"/>
+      </w:pPr>
       <w:r>
         <w:t>Proyecto de Mejora de Pesquerías, o estar certificadas</w:t>
       </w:r>
     </w:p>
     <w:p>
+      <w:pPr>
+        <w:pStyle w:val="Heading2"/>
+      </w:pPr>
       <w:r>
         <w:t>según un ISEAL (actualmente MarinTrust o MSC). Nosotros</w:t>
       </w:r>
     </w:p>
     <w:p>
+      <w:pPr>
+        <w:pStyle w:val="Heading2"/>
+      </w:pPr>
       <w:r>
-        <w:t>nos comprometemos a abastecernos de</w:t>
+        <w:t>nos comprometemos a abastecernos de ingredientes</w:t>
       </w:r>
     </w:p>
     <w:p>
-      <w:r>
-        <w:t>ingredientes</w:t>
-      </w:r>
-    </w:p>
-    <w:p>
+      <w:pPr>
+        <w:pStyle w:val="Heading2"/>
+      </w:pPr>
       <w:r>
         <w:t>marinos procedentes de piscofactorías administradas por</w:t>
       </w:r>
     </w:p>
     <w:p>
+      <w:pPr>
+        <w:pStyle w:val="Heading2"/>
+      </w:pPr>
       <w:r>
         <w:t>organizaciones científicas de pesca (por ejemplo, IMR, ICES,</w:t>
       </w:r>
     </w:p>
     <w:p>
+      <w:pPr>
+        <w:pStyle w:val="Heading2"/>
+      </w:pPr>
       <w:r>
         <w:t>FAO, IMARPE, SERNAPESCA) siempre que sea posible. Todas</w:t>
       </w:r>
     </w:p>
     <w:p>
+      <w:pPr>
+        <w:pStyle w:val="Heading2"/>
+      </w:pPr>
       <w:r>
         <w:t>las pesquerías, instalaciones de producción e instalaciones</w:t>
       </w:r>
     </w:p>
     <w:p>
+      <w:pPr>
+        <w:pStyle w:val="Heading2"/>
+      </w:pPr>
       <w:r>
         <w:t>de almacenamiento/transporte que suministran ingredientes</w:t>
       </w:r>
     </w:p>
     <w:p>
+      <w:pPr>
+        <w:pStyle w:val="Heading2"/>
+      </w:pPr>
       <w:r>
         <w:t>marinos deben cumplir con las leyes y reglamentos del país</w:t>
       </w:r>
     </w:p>
     <w:p>
+      <w:pPr>
+        <w:pStyle w:val="Heading2"/>
+      </w:pPr>
       <w:r>
         <w:t>de producción y del país de destino.</w:t>
       </w:r>
     </w:p>
     <w:p>
+      <w:pPr>
+        <w:pStyle w:val="Heading2"/>
+      </w:pPr>
       <w:r>
         <w:t>Ningún ingrediente marino debe proceder de pesquerías</w:t>
       </w:r>
     </w:p>
     <w:p>
+      <w:pPr>
+        <w:pStyle w:val="Heading2"/>
+      </w:pPr>
       <w:r>
         <w:t>IUU o de especies clasificadas como en peligro de extinción</w:t>
       </w:r>
     </w:p>
     <w:p>
+      <w:pPr>
+        <w:pStyle w:val="Heading2"/>
+      </w:pPr>
       <w:r>
         <w:t>o en peligro crítico de extinción en la Lista Roja de la UICN</w:t>
       </w:r>
     </w:p>
     <w:p>
+      <w:pPr>
+        <w:pStyle w:val="Heading2"/>
+      </w:pPr>
       <w:r>
         <w:t>o incluidas en cualquier apéndice CITES. Esperamos que se</w:t>
       </w:r>
     </w:p>
     <w:p>
+      <w:pPr>
+        <w:pStyle w:val="Heading2"/>
+      </w:pPr>
       <w:r>
         <w:t>tomen todas las medidas posibles para gestionar y minimizar</w:t>
       </w:r>
     </w:p>
     <w:p>
+      <w:pPr>
+        <w:pStyle w:val="Heading2"/>
+      </w:pPr>
       <w:r>
         <w:t>las capturas accidentales incluyendo acciones específicas</w:t>
       </w:r>
     </w:p>
     <w:p>
+      <w:pPr>
+        <w:pStyle w:val="Heading2"/>
+      </w:pPr>
       <w:r>
         <w:t>para proteger las poblaciones vulnerables. Además, no se</w:t>
       </w:r>
     </w:p>
     <w:p>
+      <w:pPr>
+        <w:pStyle w:val="Heading2"/>
+      </w:pPr>
       <w:r>
         <w:t>permite ninguna práctica de transporte ilegal.</w:t>
       </w:r>
     </w:p>
     <w:p>
+      <w:pPr>
+        <w:pStyle w:val="Heading2"/>
+      </w:pPr>
       <w:r>
         <w:t>Cualquier incumplimiento de los requisitos anteriores debido</w:t>
       </w:r>
     </w:p>
     <w:p>
+      <w:pPr>
+        <w:pStyle w:val="Heading2"/>
+      </w:pPr>
       <w:r>
         <w:t>a una negligencia grave se considerará un incumplimiento</w:t>
       </w:r>
     </w:p>
     <w:p>
+      <w:pPr>
+        <w:pStyle w:val="Heading2"/>
+      </w:pPr>
       <w:r>
         <w:t>del contrato.</w:t>
       </w:r>
@@ -154,46 +211,169 @@
       </w:r>
     </w:p>
     <w:p>
+      <w:pPr>
+        <w:pStyle w:val="Heading2"/>
+      </w:pPr>
+      <w:r>
+        <w:t>BioMar se compromete a obtener ingredientes marinos que</w:t>
+      </w:r>
+    </w:p>
+    <w:p>
+      <w:pPr>
+        <w:pStyle w:val="Heading2"/>
+      </w:pPr>
+      <w:r>
+        <w:t>pueden ser certificados y verificados como sustentables.</w:t>
+      </w:r>
+    </w:p>
+    <w:p>
+      <w:pPr>
+        <w:pStyle w:val="Heading2"/>
+      </w:pPr>
+      <w:r>
+        <w:t>Reconocemos la necesidad global de aumentar la cantidad de</w:t>
+      </w:r>
+    </w:p>
+    <w:p>
+      <w:pPr>
+        <w:pStyle w:val="Heading2"/>
+      </w:pPr>
+      <w:r>
+        <w:t>material certificado procedente de pesquerías responsables</w:t>
+      </w:r>
+    </w:p>
+    <w:p>
+      <w:pPr>
+        <w:pStyle w:val="Heading2"/>
+      </w:pPr>
+      <w:r>
+        <w:t>y por ello participamos activamente en programas de mejora</w:t>
+      </w:r>
+    </w:p>
+    <w:p>
+      <w:pPr>
+        <w:pStyle w:val="Heading2"/>
+      </w:pPr>
+      <w:r>
+        <w:t>de la pesca.</w:t>
+      </w:r>
+    </w:p>
+    <w:p>
+      <w:pPr>
+        <w:pStyle w:val="Heading2"/>
+      </w:pPr>
+      <w:r>
+        <w:t>BioMar se compromete a obtener anualmente al menos el 80</w:t>
+      </w:r>
+    </w:p>
+    <w:p>
+      <w:pPr>
+        <w:pStyle w:val="Heading2"/>
+      </w:pPr>
+      <w:r>
+        <w:t>% de nuestros ingredientes marinos de MSC, MarinTrust, FIP’s</w:t>
+      </w:r>
+    </w:p>
+    <w:p>
+      <w:pPr>
+        <w:pStyle w:val="Heading2"/>
+      </w:pPr>
+      <w:r>
+        <w:t>con avance reciente basado en una metodología validada</w:t>
+      </w:r>
+    </w:p>
+    <w:p>
+      <w:pPr>
+        <w:pStyle w:val="Heading2"/>
+      </w:pPr>
+      <w:r>
+        <w:t>(Sustainable Fisheries Partnership o MarinTrust), o recortes</w:t>
+      </w:r>
+    </w:p>
+    <w:p>
+      <w:pPr>
+        <w:pStyle w:val="Heading2"/>
+      </w:pPr>
+      <w:r>
+        <w:t>y subproductos que cumplan con la normativa de la familia</w:t>
+      </w:r>
+    </w:p>
+    <w:p>
+      <w:pPr>
+        <w:pStyle w:val="Heading2"/>
+      </w:pPr>
+      <w:r>
+        <w:t>ASC.</w:t>
+      </w:r>
+    </w:p>
+    <w:p>
+      <w:pPr>
+        <w:pStyle w:val="Heading2"/>
+      </w:pPr>
       <w:r>
         <w:t>Los retazos y subproductos son una parte muy importante</w:t>
       </w:r>
     </w:p>
     <w:p>
+      <w:pPr>
+        <w:pStyle w:val="Heading2"/>
+      </w:pPr>
       <w:r>
         <w:t>de la estrategia circular y renovable de BioMar de cara a</w:t>
       </w:r>
     </w:p>
     <w:p>
+      <w:pPr>
+        <w:pStyle w:val="Heading2"/>
+      </w:pPr>
       <w:r>
         <w:t>2030, y estamos aumentando continuamente la inclusión</w:t>
       </w:r>
     </w:p>
     <w:p>
+      <w:pPr>
+        <w:pStyle w:val="Heading2"/>
+      </w:pPr>
       <w:r>
         <w:t>de ingredientes marinos circulares. La ambición de BioMar</w:t>
       </w:r>
     </w:p>
     <w:p>
+      <w:pPr>
+        <w:pStyle w:val="Heading2"/>
+      </w:pPr>
       <w:r>
         <w:t>es obtener el 100% de nuestros ingredientes marinos de</w:t>
       </w:r>
     </w:p>
     <w:p>
+      <w:pPr>
+        <w:pStyle w:val="Heading2"/>
+      </w:pPr>
       <w:r>
         <w:t>acuerdo con la pesca responsable mencionada anteriormente</w:t>
       </w:r>
     </w:p>
     <w:p>
+      <w:pPr>
+        <w:pStyle w:val="Heading2"/>
+      </w:pPr>
       <w:r>
         <w:t>para 2030, y al mismo tiempo demostrar una mejora continua</w:t>
       </w:r>
     </w:p>
     <w:p>
+      <w:pPr>
+        <w:pStyle w:val="Heading2"/>
+      </w:pPr>
       <w:r>
         <w:t>en comparación con la línea de base de 2020 para todas las</w:t>
       </w:r>
     </w:p>
     <w:p>
+      <w:pPr>
+        <w:pStyle w:val="Heading2"/>
+      </w:pPr>
       <w:r>
         <w:t>unidades.</w:t>
       </w:r>
@@ -207,198 +387,203 @@
       </w:r>
     </w:p>
     <w:p>
+      <w:pPr>
+        <w:pStyle w:val="Heading2"/>
+      </w:pPr>
       <w:r>
         <w:t>Los proveedores deben presentar niveles de inclusión</w:t>
       </w:r>
     </w:p>
     <w:p>
+      <w:pPr>
+        <w:pStyle w:val="Heading2"/>
+      </w:pPr>
       <w:r>
         <w:t>de especies con el porcentaje de división, las principales</w:t>
       </w:r>
     </w:p>
     <w:p>
+      <w:pPr>
+        <w:pStyle w:val="Heading2"/>
+      </w:pPr>
       <w:r>
         <w:t>capturas de la FAO y subzona, tipo de arte de pesca, país de</w:t>
       </w:r>
     </w:p>
     <w:p>
+      <w:pPr>
+        <w:pStyle w:val="Heading2"/>
+      </w:pPr>
       <w:r>
         <w:t>desembarco y el nivel de certificación para cada entrega de</w:t>
       </w:r>
     </w:p>
     <w:p>
+      <w:pPr>
+        <w:pStyle w:val="Heading2"/>
+      </w:pPr>
       <w:r>
         <w:t>ingredientes marinos a BioMar. Además, el nombre de las</w:t>
       </w:r>
     </w:p>
     <w:p>
+      <w:pPr>
+        <w:pStyle w:val="Heading2"/>
+      </w:pPr>
       <w:r>
         <w:t>especies debe figurar el nombre científico (en latín) y cada</w:t>
       </w:r>
     </w:p>
     <w:p>
+      <w:pPr>
+        <w:pStyle w:val="Heading2"/>
+      </w:pPr>
       <w:r>
         <w:t>volumen debe declararse que procede de pescado entero o</w:t>
       </w:r>
     </w:p>
     <w:p>
+      <w:pPr>
+        <w:pStyle w:val="Heading2"/>
+      </w:pPr>
       <w:r>
         <w:t>de retazos/ subproductos. Para los proveedores que declaren</w:t>
       </w:r>
     </w:p>
     <w:p>
+      <w:pPr>
+        <w:pStyle w:val="Heading2"/>
+      </w:pPr>
       <w:r>
         <w:t>volúmenes MSC, deben aparecer también la piscifactoría y</w:t>
       </w:r>
     </w:p>
     <w:p>
+      <w:pPr>
+        <w:pStyle w:val="Heading2"/>
+      </w:pPr>
       <w:r>
         <w:t>el número de certificado del MSC. Todos los productores de</w:t>
       </w:r>
     </w:p>
     <w:p>
+      <w:pPr>
+        <w:pStyle w:val="Heading2"/>
+      </w:pPr>
       <w:r>
         <w:t>ingredientes marinos deben presentar documentación que</w:t>
       </w:r>
     </w:p>
     <w:p>
+      <w:pPr>
+        <w:pStyle w:val="Heading2"/>
+      </w:pPr>
       <w:r>
         <w:t>demuestre que las capturas desembarcadas no proceden de</w:t>
       </w:r>
     </w:p>
     <w:p>
+      <w:pPr>
+        <w:pStyle w:val="Heading2"/>
+      </w:pPr>
       <w:r>
         <w:t>la pesca IUU.</w:t>
       </w:r>
     </w:p>
     <w:p>
+      <w:pPr>
+        <w:pStyle w:val="Heading2"/>
+      </w:pPr>
       <w:r>
-        <w:t>Si el proveedor de BioMar de</w:t>
+        <w:t>Si el proveedor de BioMar de ingredientes marinos</w:t>
       </w:r>
     </w:p>
     <w:p>
-      <w:r>
-        <w:t>ingredientes marinos</w:t>
-      </w:r>
-    </w:p>
-    <w:p>
+      <w:pPr>
+        <w:pStyle w:val="Heading2"/>
+      </w:pPr>
       <w:r>
         <w:t>certificados es diferente del productor, el proveedor debe</w:t>
       </w:r>
     </w:p>
     <w:p>
+      <w:pPr>
+        <w:pStyle w:val="Heading2"/>
+      </w:pPr>
       <w:r>
         <w:t>tener una Cadena de Custodia MarinTrust/MSC o un sistema</w:t>
       </w:r>
     </w:p>
     <w:p>
+      <w:pPr>
+        <w:pStyle w:val="Heading2"/>
+      </w:pPr>
       <w:r>
         <w:t>de trazabilidad</w:t>
       </w:r>
     </w:p>
     <w:p>
+      <w:pPr>
+        <w:pStyle w:val="Heading2"/>
+      </w:pPr>
       <w:r>
         <w:t>Reconocemos que no todos los proveedores tienen este</w:t>
       </w:r>
     </w:p>
     <w:p>
-      <w:r>
-        <w:t>BioMar se compromete a obtener ingredientes marinos que</w:t>
-      </w:r>
-    </w:p>
-    <w:p>
+      <w:pPr>
+        <w:pStyle w:val="Heading2"/>
+      </w:pPr>
       <w:r>
         <w:t>nivel de trazabilidad en el momento de la publicación. Para</w:t>
       </w:r>
     </w:p>
     <w:p>
-      <w:r>
-        <w:t>pueden ser certificados y verificados como sustentables.</w:t>
-      </w:r>
-    </w:p>
-    <w:p>
+      <w:pPr>
+        <w:pStyle w:val="Heading2"/>
+      </w:pPr>
       <w:r>
         <w:t>los proveedores que no puedan proporcionar este nivel</w:t>
       </w:r>
     </w:p>
     <w:p>
-      <w:r>
-        <w:t>Reconocemos la necesidad global de aumentar la cantidad de</w:t>
-      </w:r>
-    </w:p>
-    <w:p>
+      <w:pPr>
+        <w:pStyle w:val="Heading2"/>
+      </w:pPr>
       <w:r>
         <w:t>de detalle, se permitirá un período de transición desde</w:t>
       </w:r>
     </w:p>
     <w:p>
-      <w:r>
-        <w:t>material certificado procedente de pesquerías responsables</w:t>
-      </w:r>
-    </w:p>
-    <w:p>
+      <w:pPr>
+        <w:pStyle w:val="Heading2"/>
+      </w:pPr>
       <w:r>
         <w:t>el momento de la publicación hasta finales 2022. Nos</w:t>
       </w:r>
     </w:p>
     <w:p>
-      <w:r>
-        <w:t>y por ello participamos activamente en programas de mejora</w:t>
-      </w:r>
-    </w:p>
-    <w:p>
+      <w:pPr>
+        <w:pStyle w:val="Heading2"/>
+      </w:pPr>
       <w:r>
         <w:t>comprometemos a garantizar un alto nivel de gobernanza</w:t>
       </w:r>
     </w:p>
     <w:p>
-      <w:r>
-        <w:t>de la pesca.</w:t>
-      </w:r>
-    </w:p>
-    <w:p>
+      <w:pPr>
+        <w:pStyle w:val="Heading2"/>
+      </w:pPr>
       <w:r>
         <w:t>en materia de trazabilidad y hemos incluido metodologías</w:t>
       </w:r>
     </w:p>
     <w:p>
+      <w:pPr>
+        <w:pStyle w:val="Heading2"/>
+      </w:pPr>
       <w:r>
         <w:t>científicas para apoyarlo..</w:t>
-      </w:r>
-    </w:p>
-    <w:p>
-      <w:r>
-        <w:t>BioMar se compromete a obtener anualmente al menos el 80</w:t>
-      </w:r>
-    </w:p>
-    <w:p>
-      <w:r>
-        <w:t>% de nuestros ingredientes marinos de MSC, MarinTrust, FIP’s</w:t>
-      </w:r>
-    </w:p>
-    <w:p>
-      <w:r>
-        <w:t>con avance reciente basado en una metodología validada</w:t>
-      </w:r>
-    </w:p>
-    <w:p>
-      <w:r>
-        <w:t>(Sustainable Fisheries Partnership o MarinTrust), o recortes</w:t>
-      </w:r>
-    </w:p>
-    <w:p>
-      <w:r>
-        <w:t>y subproductos que cumplan con la normativa de la familia</w:t>
-      </w:r>
-    </w:p>
-    <w:p>
-      <w:r>
-        <w:t>ASC.</w:t>
-      </w:r>
-    </w:p>
-    <w:p>
-      <w:r>
-        <w:t>Este documento ha sido traducido a otros idiomas. En caso de duda, prevalece la versión inglesa actual. Versión 1. 25-02-2022</w:t>
       </w:r>
     </w:p>
     <w:p>
@@ -407,6 +592,86 @@
       </w:pPr>
       <w:r>
         <w:t>Lista de definiciones</w:t>
+      </w:r>
+    </w:p>
+    <w:p>
+      <w:r>
+        <w:t>ASC Consejo de Administración de la Acuicultura</w:t>
+      </w:r>
+    </w:p>
+    <w:p>
+      <w:r>
+        <w:t>BAP Mejores Prácticas de Acuicultura</w:t>
+      </w:r>
+    </w:p>
+    <w:p>
+      <w:r>
+        <w:t>CITES La Convención sobre el Comercio Internacional de Especies Amenazadas de Fauna y Flora Silvestres (cites.org)</w:t>
+      </w:r>
+    </w:p>
+    <w:p>
+      <w:r>
+        <w:t>FAO Organización de las Naciones Unidas para la Agricultura y la Alimentación</w:t>
+      </w:r>
+    </w:p>
+    <w:p>
+      <w:r>
+        <w:t>Código de conducta para la pesca responsable - Edición especial (fao.org)</w:t>
+      </w:r>
+    </w:p>
+    <w:p>
+      <w:r>
+        <w:t>FIP Proyecto de Mejora de la Pesca</w:t>
+      </w:r>
+    </w:p>
+    <w:p>
+      <w:r>
+        <w:t>Global G.A.P. Buenas Prácticas Agrícolas Mundiales</w:t>
+      </w:r>
+    </w:p>
+    <w:p>
+      <w:r>
+        <w:t>ICES Consejo Internacional para la Exploración del Mar</w:t>
+      </w:r>
+    </w:p>
+    <w:p>
+      <w:r>
+        <w:t>ISEAL Acreditación y Etiquetado Social y Medioambiental Internacional</w:t>
+      </w:r>
+    </w:p>
+    <w:p>
+      <w:r>
+        <w:t>IMARPE Instituto del Mar del Perú</w:t>
+      </w:r>
+    </w:p>
+    <w:p>
+      <w:r>
+        <w:t>IMR Instituto de Investigación Marina</w:t>
+      </w:r>
+    </w:p>
+    <w:p>
+      <w:r>
+        <w:t>MSC Consejo de Administración Marina</w:t>
+      </w:r>
+    </w:p>
+    <w:p>
+      <w:r>
+        <w:t>UICN Unión Internacional para la Conservación de la Naturaleza</w:t>
+      </w:r>
+    </w:p>
+    <w:p>
+      <w:r>
+        <w:t>Lista Roja de Especies Amenazadas de la UICN</w:t>
+      </w:r>
+    </w:p>
+    <w:p>
+      <w:r>
+        <w:t>IUU Ilegal, no declarada y no regulada</w:t>
+      </w:r>
+    </w:p>
+    <w:p>
+      <w:r>
+        <w:t>SERNAPESCA El Servicio Nacional de Pesca</w:t>
       </w:r>
     </w:p>
     <w:p>
@@ -419,47 +684,12 @@
     </w:p>
     <w:p>
       <w:r>
-        <w:t>ASC</w:t>
+        <w:t>Internas Código de Conducta para Proveedores del Grupo BioMar</w:t>
       </w:r>
     </w:p>
     <w:p>
       <w:r>
-        <w:t>Internas</w:t>
-      </w:r>
-    </w:p>
-    <w:p>
-      <w:r>
-        <w:t>Consejo de Administración de la Acuicultura</w:t>
-      </w:r>
-    </w:p>
-    <w:p>
-      <w:r>
-        <w:t>Código de Conducta para Proveedores del Grupo BioMar</w:t>
-      </w:r>
-    </w:p>
-    <w:p>
-      <w:r>
-        <w:t>BAP</w:t>
-      </w:r>
-    </w:p>
-    <w:p>
-      <w:r>
-        <w:t>Declaración de posicionamiento de los Ingredientes Marinos del</w:t>
-      </w:r>
-    </w:p>
-    <w:p>
-      <w:r>
-        <w:t>Mejores Prácticas de Acuicultura</w:t>
-      </w:r>
-    </w:p>
-    <w:p>
-      <w:r>
-        <w:t>Grupo BioMar</w:t>
-      </w:r>
-    </w:p>
-    <w:p>
-      <w:r>
-        <w:t>CITES</w:t>
+        <w:t>Declaración de posicionamiento de los Ingredientes Marinos del Grupo BioMar</w:t>
       </w:r>
     </w:p>
     <w:p>
@@ -469,60 +699,18 @@
     </w:p>
     <w:p>
       <w:r>
-        <w:t>La Convención sobre el Comercio Internacional de Especies</w:t>
-      </w:r>
-    </w:p>
-    <w:p>
-      <w:r>
-        <w:t>Amenazadas de Fauna y Flora Silvestres (cites.org)</w:t>
-      </w:r>
-    </w:p>
-    <w:p>
-      <w:r>
         <w:t>Informe de Sustentabilidad del Grupo BioMar</w:t>
       </w:r>
     </w:p>
     <w:p>
       <w:r>
-        <w:t>FAO</w:t>
+        <w:t>Externas Normas del sector de la acuicultura</w:t>
       </w:r>
     </w:p>
     <w:p>
-      <w:r>
-        <w:t>Organización de las Naciones Unidas para la Agricultura y la</w:t>
-      </w:r>
-    </w:p>
-    <w:p>
-      <w:r>
-        <w:t>Alimentación</w:t>
-      </w:r>
-    </w:p>
-    <w:p>
-      <w:r>
-        <w:t>Código de conducta para la pesca responsable - Edición especial</w:t>
-      </w:r>
-    </w:p>
-    <w:p>
-      <w:r>
-        <w:t>(fao.org)</w:t>
-      </w:r>
-    </w:p>
-    <w:p>
-      <w:r>
-        <w:t>FIP</w:t>
-      </w:r>
-    </w:p>
-    <w:p>
-      <w:r>
-        <w:t>Externas</w:t>
-      </w:r>
-    </w:p>
-    <w:p>
-      <w:r>
-        <w:t>Normas del sector de la acuicultura</w:t>
-      </w:r>
-    </w:p>
-    <w:p>
+      <w:pPr>
+        <w:pStyle w:val="ListBullet"/>
+      </w:pPr>
       <w:r>
         <w:t>Consejo de Administración de la Acuicultura (ASC)</w:t>
       </w:r>
@@ -536,11 +724,6 @@
       </w:r>
     </w:p>
     <w:p>
-      <w:r>
-        <w:t>Proyecto de Mejora de la Pesca</w:t>
-      </w:r>
-    </w:p>
-    <w:p>
       <w:pPr>
         <w:pStyle w:val="ListBullet"/>
       </w:pPr>
@@ -549,21 +732,9 @@
       </w:r>
     </w:p>
     <w:p>
-      <w:r>
-        <w:t>Global G.A.P.</w:t>
-      </w:r>
-    </w:p>
-    <w:p>
-      <w:r>
-        <w:t>Buenas Prácticas Agrícolas Mundiales</w:t>
-      </w:r>
-    </w:p>
-    <w:p>
-      <w:r>
-        <w:t>ICES</w:t>
-      </w:r>
-    </w:p>
-    <w:p>
+      <w:pPr>
+        <w:pStyle w:val="ListBullet"/>
+      </w:pPr>
       <w:r>
         <w:t>Consejo de Administración Marina (MSC)</w:t>
       </w:r>
@@ -575,97 +746,12 @@
     </w:p>
     <w:p>
       <w:r>
-        <w:t>Consejo Internacional para la Exploración del Mar</w:t>
-      </w:r>
-    </w:p>
-    <w:p>
-      <w:r>
         <w:t>El Servicio Nacional de Pesca (SERNAPESCA)</w:t>
       </w:r>
     </w:p>
     <w:p>
       <w:r>
-        <w:t>ISEAL</w:t>
-      </w:r>
-    </w:p>
-    <w:p>
-      <w:r>
-        <w:t>Organización de las Naciones Unidas para la Agricultura y la</w:t>
-      </w:r>
-    </w:p>
-    <w:p>
-      <w:r>
-        <w:t>Acreditación y Etiquetado Social y Medioambiental Internacional</w:t>
-      </w:r>
-    </w:p>
-    <w:p>
-      <w:r>
-        <w:t>Alimentación (FAO)</w:t>
-      </w:r>
-    </w:p>
-    <w:p>
-      <w:r>
-        <w:t>IMARPE</w:t>
-      </w:r>
-    </w:p>
-    <w:p>
-      <w:r>
-        <w:t>Instituto del Mar del Perú</w:t>
-      </w:r>
-    </w:p>
-    <w:p>
-      <w:r>
-        <w:t>IMR</w:t>
-      </w:r>
-    </w:p>
-    <w:p>
-      <w:r>
-        <w:t>Instituto de Investigación Marina</w:t>
-      </w:r>
-    </w:p>
-    <w:p>
-      <w:r>
-        <w:t>MSC</w:t>
-      </w:r>
-    </w:p>
-    <w:p>
-      <w:r>
-        <w:t>Consejo de Administración Marina</w:t>
-      </w:r>
-    </w:p>
-    <w:p>
-      <w:r>
-        <w:t>UICN</w:t>
-      </w:r>
-    </w:p>
-    <w:p>
-      <w:r>
-        <w:t>Unión Internacional para la Conservación de la Naturaleza</w:t>
-      </w:r>
-    </w:p>
-    <w:p>
-      <w:r>
-        <w:t>Lista Roja de Especies Amenazadas de la UICN</w:t>
-      </w:r>
-    </w:p>
-    <w:p>
-      <w:r>
-        <w:t>IUU</w:t>
-      </w:r>
-    </w:p>
-    <w:p>
-      <w:r>
-        <w:t>Ilegal, no declarada y no regulada</w:t>
-      </w:r>
-    </w:p>
-    <w:p>
-      <w:r>
-        <w:t>SERNAPESCA</w:t>
-      </w:r>
-    </w:p>
-    <w:p>
-      <w:r>
-        <w:t>El Servicio Nacional de Pesca</w:t>
+        <w:t>Organización de las Naciones Unidas para la Agricultura y la Alimentación (FAO)</w:t>
       </w:r>
     </w:p>
     <w:p>
@@ -690,12 +776,7 @@
     </w:p>
     <w:p>
       <w:r>
-        <w:t>La Convención sobre el Comercio Internacional de Especies</w:t>
-      </w:r>
-    </w:p>
-    <w:p>
-      <w:r>
-        <w:t>Amenazadas de</w:t>
+        <w:t>La Convención sobre el Comercio Internacional de Especies Amenazadas de</w:t>
       </w:r>
     </w:p>
     <w:p>
@@ -708,59 +789,110 @@
         <w:t>Unión Internacional para la Conservación de la Naturaleza (UICN)</w:t>
       </w:r>
     </w:p>
+    <w:tbl>
+      <w:tblPr>
+        <w:tblStyle w:val="TableGrid"/>
+        <w:tblW w:type="auto" w:w="0"/>
+        <w:tblLook w:firstColumn="1" w:firstRow="1" w:lastColumn="0" w:lastRow="0" w:noHBand="0" w:noVBand="1" w:val="04A0"/>
+      </w:tblPr>
+      <w:tblGrid>
+        <w:gridCol w:w="2160"/>
+        <w:gridCol w:w="2160"/>
+        <w:gridCol w:w="2160"/>
+        <w:gridCol w:w="2160"/>
+      </w:tblGrid>
+      <w:tr>
+        <w:tc>
+          <w:tcPr>
+            <w:tcW w:type="dxa" w:w="2160"/>
+          </w:tcPr>
+          <w:p>
+            <w:r>
+              <w:t>Versión 1:</w:t>
+            </w:r>
+          </w:p>
+        </w:tc>
+        <w:tc>
+          <w:tcPr>
+            <w:tcW w:type="dxa" w:w="2160"/>
+          </w:tcPr>
+          <w:p>
+            <w:r>
+              <w:t>25-02-2022 Pr</w:t>
+            </w:r>
+          </w:p>
+        </w:tc>
+        <w:tc>
+          <w:tcPr>
+            <w:tcW w:type="dxa" w:w="2160"/>
+          </w:tcPr>
+          <w:p>
+            <w:r>
+              <w:t>opietario:</w:t>
+            </w:r>
+          </w:p>
+        </w:tc>
+        <w:tc>
+          <w:tcPr>
+            <w:tcW w:type="dxa" w:w="2160"/>
+          </w:tcPr>
+          <w:p>
+            <w:r>
+              <w:t>Anja dé Friés Nielsen</w:t>
+            </w:r>
+          </w:p>
+        </w:tc>
+      </w:tr>
+      <w:tr>
+        <w:tc>
+          <w:tcPr>
+            <w:tcW w:type="dxa" w:w="2160"/>
+          </w:tcPr>
+          <w:p>
+            <w:r/>
+          </w:p>
+        </w:tc>
+        <w:tc>
+          <w:tcPr>
+            <w:tcW w:type="dxa" w:w="2160"/>
+          </w:tcPr>
+          <w:p>
+            <w:r>
+              <w:t>Re</w:t>
+            </w:r>
+          </w:p>
+        </w:tc>
+        <w:tc>
+          <w:tcPr>
+            <w:tcW w:type="dxa" w:w="2160"/>
+          </w:tcPr>
+          <w:p>
+            <w:r>
+              <w:t>sponsable:</w:t>
+            </w:r>
+          </w:p>
+        </w:tc>
+        <w:tc>
+          <w:tcPr>
+            <w:tcW w:type="dxa" w:w="2160"/>
+          </w:tcPr>
+          <w:p>
+            <w:r>
+              <w:t>Morten Holdorff Møjbæk</w:t>
+            </w:r>
+          </w:p>
+        </w:tc>
+      </w:tr>
+    </w:tbl>
+    <w:p/>
     <w:p>
       <w:r>
-        <w:t>Este documento ha sido traducido a otros idiomas. En caso de duda, prevalece la versión inglesa actual. Versión 1. 25-02-2022</w:t>
+        <w:t>Historial de versiones Propietario y responsable de aprobación</w:t>
       </w:r>
     </w:p>
     <w:p>
       <w:r>
-        <w:t>Historial de versiones</w:t>
-      </w:r>
-    </w:p>
-    <w:p>
-      <w:r>
-        <w:t>Propietario y responsable de aprobación</w:t>
-      </w:r>
-    </w:p>
-    <w:p>
-      <w:r>
-        <w:t>Versión 1:</w:t>
-      </w:r>
-    </w:p>
-    <w:p>
-      <w:r>
-        <w:t>25-02-2022</w:t>
-      </w:r>
-    </w:p>
-    <w:p>
-      <w:r>
-        <w:t>Propietario:</w:t>
-      </w:r>
-    </w:p>
-    <w:p>
-      <w:r>
-        <w:t>Anja dé Friés Nielsen</w:t>
-      </w:r>
-    </w:p>
-    <w:p>
-      <w:r>
-        <w:t>Responsable:</w:t>
-      </w:r>
-    </w:p>
-    <w:p>
-      <w:r>
-        <w:t>Morten Holdorff Møjbæk</w:t>
-      </w:r>
-    </w:p>
-    <w:p>
-      <w:r>
-        <w:t>Fecha de aprobación:</w:t>
-      </w:r>
-    </w:p>
-    <w:p>
-      <w:r>
-        <w:t>25-02-2022</w:t>
+        <w:t>Fecha de aprobación: 25-02-2022</w:t>
       </w:r>
     </w:p>
     <w:sectPr>

--- a/policies/sources/position-marine-ingredients__Espanol_Digital.docx
+++ b/policies/sources/position-marine-ingredients__Espanol_Digital.docx
@@ -15,7 +15,31 @@
         <w:pStyle w:val="Heading2"/>
       </w:pPr>
       <w:r>
+        <w:t>Los retazos y subproductos son una parte muy importante</w:t>
+      </w:r>
+    </w:p>
+    <w:p>
+      <w:pPr>
+        <w:pStyle w:val="Heading2"/>
+      </w:pPr>
+      <w:r>
+        <w:t>de la estrategia circular y renovable de BioMar de cara a</w:t>
+      </w:r>
+    </w:p>
+    <w:p>
+      <w:pPr>
+        <w:pStyle w:val="Heading2"/>
+      </w:pPr>
+      <w:r>
         <w:t>Todas las pesquerías de origen deben pasar la Metodología</w:t>
+      </w:r>
+    </w:p>
+    <w:p>
+      <w:pPr>
+        <w:pStyle w:val="Heading2"/>
+      </w:pPr>
+      <w:r>
+        <w:t>2030, y estamos aumentando continuamente la inclusión</w:t>
       </w:r>
     </w:p>
     <w:p>
@@ -31,7 +55,23 @@
         <w:pStyle w:val="Heading2"/>
       </w:pPr>
       <w:r>
+        <w:t>de ingredientes marinos circulares. La ambición de BioMar</w:t>
+      </w:r>
+    </w:p>
+    <w:p>
+      <w:pPr>
+        <w:pStyle w:val="Heading2"/>
+      </w:pPr>
+      <w:r>
         <w:t>DD) para ingredientes marinos, estar inscritas en un</w:t>
+      </w:r>
+    </w:p>
+    <w:p>
+      <w:pPr>
+        <w:pStyle w:val="Heading2"/>
+      </w:pPr>
+      <w:r>
+        <w:t>es obtener el 100% de nuestros ingredientes marinos de</w:t>
       </w:r>
     </w:p>
     <w:p>
@@ -47,7 +87,23 @@
         <w:pStyle w:val="Heading2"/>
       </w:pPr>
       <w:r>
+        <w:t>acuerdo con la pesca responsable mencionada anteriormente</w:t>
+      </w:r>
+    </w:p>
+    <w:p>
+      <w:pPr>
+        <w:pStyle w:val="Heading2"/>
+      </w:pPr>
+      <w:r>
         <w:t>según un ISEAL (actualmente MarinTrust o MSC). Nosotros</w:t>
+      </w:r>
+    </w:p>
+    <w:p>
+      <w:pPr>
+        <w:pStyle w:val="Heading2"/>
+      </w:pPr>
+      <w:r>
+        <w:t>para 2030, y al mismo tiempo demostrar una mejora continua</w:t>
       </w:r>
     </w:p>
     <w:p>
@@ -63,7 +119,23 @@
         <w:pStyle w:val="Heading2"/>
       </w:pPr>
       <w:r>
+        <w:t>en comparación con la línea de base de 2020 para todas las</w:t>
+      </w:r>
+    </w:p>
+    <w:p>
+      <w:pPr>
+        <w:pStyle w:val="Heading2"/>
+      </w:pPr>
+      <w:r>
         <w:t>marinos procedentes de piscofactorías administradas por</w:t>
+      </w:r>
+    </w:p>
+    <w:p>
+      <w:pPr>
+        <w:pStyle w:val="Heading2"/>
+      </w:pPr>
+      <w:r>
+        <w:t>unidades.</w:t>
       </w:r>
     </w:p>
     <w:p>
@@ -80,6 +152,14 @@
       </w:pPr>
       <w:r>
         <w:t>FAO, IMARPE, SERNAPESCA) siempre que sea posible. Todas</w:t>
+      </w:r>
+    </w:p>
+    <w:p>
+      <w:pPr>
+        <w:pStyle w:val="Heading1"/>
+      </w:pPr>
+      <w:r>
+        <w:t>Verificación de la trazabilidad</w:t>
       </w:r>
     </w:p>
     <w:p>
@@ -103,7 +183,23 @@
         <w:pStyle w:val="Heading2"/>
       </w:pPr>
       <w:r>
+        <w:t>Los proveedores deben presentar niveles de inclusión</w:t>
+      </w:r>
+    </w:p>
+    <w:p>
+      <w:pPr>
+        <w:pStyle w:val="Heading2"/>
+      </w:pPr>
+      <w:r>
         <w:t>marinos deben cumplir con las leyes y reglamentos del país</w:t>
+      </w:r>
+    </w:p>
+    <w:p>
+      <w:pPr>
+        <w:pStyle w:val="Heading2"/>
+      </w:pPr>
+      <w:r>
+        <w:t>de especies con el porcentaje de división, las principales</w:t>
       </w:r>
     </w:p>
     <w:p>
@@ -119,7 +215,31 @@
         <w:pStyle w:val="Heading2"/>
       </w:pPr>
       <w:r>
+        <w:t>capturas de la FAO y subzona, tipo de arte de pesca, país de</w:t>
+      </w:r>
+    </w:p>
+    <w:p>
+      <w:pPr>
+        <w:pStyle w:val="Heading2"/>
+      </w:pPr>
+      <w:r>
+        <w:t>desembarco y el nivel de certificación para cada entrega de</w:t>
+      </w:r>
+    </w:p>
+    <w:p>
+      <w:pPr>
+        <w:pStyle w:val="Heading2"/>
+      </w:pPr>
+      <w:r>
         <w:t>Ningún ingrediente marino debe proceder de pesquerías</w:t>
+      </w:r>
+    </w:p>
+    <w:p>
+      <w:pPr>
+        <w:pStyle w:val="Heading2"/>
+      </w:pPr>
+      <w:r>
+        <w:t>ingredientes marinos a BioMar. Además, el nombre de las</w:t>
       </w:r>
     </w:p>
     <w:p>
@@ -135,7 +255,23 @@
         <w:pStyle w:val="Heading2"/>
       </w:pPr>
       <w:r>
+        <w:t>especies debe figurar el nombre científico (en latín) y cada</w:t>
+      </w:r>
+    </w:p>
+    <w:p>
+      <w:pPr>
+        <w:pStyle w:val="Heading2"/>
+      </w:pPr>
+      <w:r>
         <w:t>o en peligro crítico de extinción en la Lista Roja de la UICN</w:t>
+      </w:r>
+    </w:p>
+    <w:p>
+      <w:pPr>
+        <w:pStyle w:val="Heading2"/>
+      </w:pPr>
+      <w:r>
+        <w:t>volumen debe declararse que procede de pescado entero o</w:t>
       </w:r>
     </w:p>
     <w:p>
@@ -151,7 +287,23 @@
         <w:pStyle w:val="Heading2"/>
       </w:pPr>
       <w:r>
+        <w:t>de retazos/ subproductos. Para los proveedores que declaren</w:t>
+      </w:r>
+    </w:p>
+    <w:p>
+      <w:pPr>
+        <w:pStyle w:val="Heading2"/>
+      </w:pPr>
+      <w:r>
         <w:t>tomen todas las medidas posibles para gestionar y minimizar</w:t>
+      </w:r>
+    </w:p>
+    <w:p>
+      <w:pPr>
+        <w:pStyle w:val="Heading2"/>
+      </w:pPr>
+      <w:r>
+        <w:t>volúmenes MSC, deben aparecer también la piscifactoría y</w:t>
       </w:r>
     </w:p>
     <w:p>
@@ -167,6 +319,14 @@
         <w:pStyle w:val="Heading2"/>
       </w:pPr>
       <w:r>
+        <w:t>el número de certificado del MSC. Todos los productores de</w:t>
+      </w:r>
+    </w:p>
+    <w:p>
+      <w:pPr>
+        <w:pStyle w:val="Heading2"/>
+      </w:pPr>
+      <w:r>
         <w:t>para proteger las poblaciones vulnerables. Además, no se</w:t>
       </w:r>
     </w:p>
@@ -175,7 +335,31 @@
         <w:pStyle w:val="Heading2"/>
       </w:pPr>
       <w:r>
+        <w:t>ingredientes marinos deben presentar documentación que</w:t>
+      </w:r>
+    </w:p>
+    <w:p>
+      <w:pPr>
+        <w:pStyle w:val="Heading2"/>
+      </w:pPr>
+      <w:r>
         <w:t>permite ninguna práctica de transporte ilegal.</w:t>
+      </w:r>
+    </w:p>
+    <w:p>
+      <w:pPr>
+        <w:pStyle w:val="Heading2"/>
+      </w:pPr>
+      <w:r>
+        <w:t>demuestre que las capturas desembarcadas no proceden de</w:t>
+      </w:r>
+    </w:p>
+    <w:p>
+      <w:pPr>
+        <w:pStyle w:val="Heading2"/>
+      </w:pPr>
+      <w:r>
+        <w:t>la pesca IUU.</w:t>
       </w:r>
     </w:p>
     <w:p>
@@ -199,7 +383,31 @@
         <w:pStyle w:val="Heading2"/>
       </w:pPr>
       <w:r>
+        <w:t>Si el proveedor de BioMar de ingredientes marinos</w:t>
+      </w:r>
+    </w:p>
+    <w:p>
+      <w:pPr>
+        <w:pStyle w:val="Heading2"/>
+      </w:pPr>
+      <w:r>
         <w:t>del contrato.</w:t>
+      </w:r>
+    </w:p>
+    <w:p>
+      <w:pPr>
+        <w:pStyle w:val="Heading2"/>
+      </w:pPr>
+      <w:r>
+        <w:t>certificados es diferente del productor, el proveedor debe</w:t>
+      </w:r>
+    </w:p>
+    <w:p>
+      <w:pPr>
+        <w:pStyle w:val="Heading2"/>
+      </w:pPr>
+      <w:r>
+        <w:t>tener una Cadena de Custodia MarinTrust/MSC o un sistema</w:t>
       </w:r>
     </w:p>
     <w:p>
@@ -215,7 +423,31 @@
         <w:pStyle w:val="Heading2"/>
       </w:pPr>
       <w:r>
+        <w:t>de trazabilidad</w:t>
+      </w:r>
+    </w:p>
+    <w:p>
+      <w:pPr>
+        <w:pStyle w:val="Heading2"/>
+      </w:pPr>
+      <w:r>
+        <w:t>Reconocemos que no todos los proveedores tienen este</w:t>
+      </w:r>
+    </w:p>
+    <w:p>
+      <w:pPr>
+        <w:pStyle w:val="Heading2"/>
+      </w:pPr>
+      <w:r>
         <w:t>BioMar se compromete a obtener ingredientes marinos que</w:t>
+      </w:r>
+    </w:p>
+    <w:p>
+      <w:pPr>
+        <w:pStyle w:val="Heading2"/>
+      </w:pPr>
+      <w:r>
+        <w:t>nivel de trazabilidad en el momento de la publicación. Para</w:t>
       </w:r>
     </w:p>
     <w:p>
@@ -231,7 +463,23 @@
         <w:pStyle w:val="Heading2"/>
       </w:pPr>
       <w:r>
+        <w:t>los proveedores que no puedan proporcionar este nivel</w:t>
+      </w:r>
+    </w:p>
+    <w:p>
+      <w:pPr>
+        <w:pStyle w:val="Heading2"/>
+      </w:pPr>
+      <w:r>
         <w:t>Reconocemos la necesidad global de aumentar la cantidad de</w:t>
+      </w:r>
+    </w:p>
+    <w:p>
+      <w:pPr>
+        <w:pStyle w:val="Heading2"/>
+      </w:pPr>
+      <w:r>
+        <w:t>de detalle, se permitirá un período de transición desde</w:t>
       </w:r>
     </w:p>
     <w:p>
@@ -247,6 +495,14 @@
         <w:pStyle w:val="Heading2"/>
       </w:pPr>
       <w:r>
+        <w:t>el momento de la publicación hasta finales 2022. Nos</w:t>
+      </w:r>
+    </w:p>
+    <w:p>
+      <w:pPr>
+        <w:pStyle w:val="Heading2"/>
+      </w:pPr>
+      <w:r>
         <w:t>y por ello participamos activamente en programas de mejora</w:t>
       </w:r>
     </w:p>
@@ -255,7 +511,31 @@
         <w:pStyle w:val="Heading2"/>
       </w:pPr>
       <w:r>
+        <w:t>comprometemos a garantizar un alto nivel de gobernanza</w:t>
+      </w:r>
+    </w:p>
+    <w:p>
+      <w:pPr>
+        <w:pStyle w:val="Heading2"/>
+      </w:pPr>
+      <w:r>
         <w:t>de la pesca.</w:t>
+      </w:r>
+    </w:p>
+    <w:p>
+      <w:pPr>
+        <w:pStyle w:val="Heading2"/>
+      </w:pPr>
+      <w:r>
+        <w:t>en materia de trazabilidad y hemos incluido metodologías</w:t>
+      </w:r>
+    </w:p>
+    <w:p>
+      <w:pPr>
+        <w:pStyle w:val="Heading2"/>
+      </w:pPr>
+      <w:r>
+        <w:t>científicas para apoyarlo..</w:t>
       </w:r>
     </w:p>
     <w:p>
@@ -308,370 +588,10 @@
     </w:p>
     <w:p>
       <w:pPr>
-        <w:pStyle w:val="Heading2"/>
-      </w:pPr>
-      <w:r>
-        <w:t>Los retazos y subproductos son una parte muy importante</w:t>
-      </w:r>
-    </w:p>
-    <w:p>
-      <w:pPr>
-        <w:pStyle w:val="Heading2"/>
-      </w:pPr>
-      <w:r>
-        <w:t>de la estrategia circular y renovable de BioMar de cara a</w:t>
-      </w:r>
-    </w:p>
-    <w:p>
-      <w:pPr>
-        <w:pStyle w:val="Heading2"/>
-      </w:pPr>
-      <w:r>
-        <w:t>2030, y estamos aumentando continuamente la inclusión</w:t>
-      </w:r>
-    </w:p>
-    <w:p>
-      <w:pPr>
-        <w:pStyle w:val="Heading2"/>
-      </w:pPr>
-      <w:r>
-        <w:t>de ingredientes marinos circulares. La ambición de BioMar</w:t>
-      </w:r>
-    </w:p>
-    <w:p>
-      <w:pPr>
-        <w:pStyle w:val="Heading2"/>
-      </w:pPr>
-      <w:r>
-        <w:t>es obtener el 100% de nuestros ingredientes marinos de</w:t>
-      </w:r>
-    </w:p>
-    <w:p>
-      <w:pPr>
-        <w:pStyle w:val="Heading2"/>
-      </w:pPr>
-      <w:r>
-        <w:t>acuerdo con la pesca responsable mencionada anteriormente</w:t>
-      </w:r>
-    </w:p>
-    <w:p>
-      <w:pPr>
-        <w:pStyle w:val="Heading2"/>
-      </w:pPr>
-      <w:r>
-        <w:t>para 2030, y al mismo tiempo demostrar una mejora continua</w:t>
-      </w:r>
-    </w:p>
-    <w:p>
-      <w:pPr>
-        <w:pStyle w:val="Heading2"/>
-      </w:pPr>
-      <w:r>
-        <w:t>en comparación con la línea de base de 2020 para todas las</w:t>
-      </w:r>
-    </w:p>
-    <w:p>
-      <w:pPr>
-        <w:pStyle w:val="Heading2"/>
-      </w:pPr>
-      <w:r>
-        <w:t>unidades.</w:t>
-      </w:r>
-    </w:p>
-    <w:p>
-      <w:pPr>
-        <w:pStyle w:val="Heading1"/>
-      </w:pPr>
-      <w:r>
-        <w:t>Verificación de la trazabilidad</w:t>
-      </w:r>
-    </w:p>
-    <w:p>
-      <w:pPr>
-        <w:pStyle w:val="Heading2"/>
-      </w:pPr>
-      <w:r>
-        <w:t>Los proveedores deben presentar niveles de inclusión</w:t>
-      </w:r>
-    </w:p>
-    <w:p>
-      <w:pPr>
-        <w:pStyle w:val="Heading2"/>
-      </w:pPr>
-      <w:r>
-        <w:t>de especies con el porcentaje de división, las principales</w:t>
-      </w:r>
-    </w:p>
-    <w:p>
-      <w:pPr>
-        <w:pStyle w:val="Heading2"/>
-      </w:pPr>
-      <w:r>
-        <w:t>capturas de la FAO y subzona, tipo de arte de pesca, país de</w:t>
-      </w:r>
-    </w:p>
-    <w:p>
-      <w:pPr>
-        <w:pStyle w:val="Heading2"/>
-      </w:pPr>
-      <w:r>
-        <w:t>desembarco y el nivel de certificación para cada entrega de</w:t>
-      </w:r>
-    </w:p>
-    <w:p>
-      <w:pPr>
-        <w:pStyle w:val="Heading2"/>
-      </w:pPr>
-      <w:r>
-        <w:t>ingredientes marinos a BioMar. Además, el nombre de las</w:t>
-      </w:r>
-    </w:p>
-    <w:p>
-      <w:pPr>
-        <w:pStyle w:val="Heading2"/>
-      </w:pPr>
-      <w:r>
-        <w:t>especies debe figurar el nombre científico (en latín) y cada</w:t>
-      </w:r>
-    </w:p>
-    <w:p>
-      <w:pPr>
-        <w:pStyle w:val="Heading2"/>
-      </w:pPr>
-      <w:r>
-        <w:t>volumen debe declararse que procede de pescado entero o</w:t>
-      </w:r>
-    </w:p>
-    <w:p>
-      <w:pPr>
-        <w:pStyle w:val="Heading2"/>
-      </w:pPr>
-      <w:r>
-        <w:t>de retazos/ subproductos. Para los proveedores que declaren</w:t>
-      </w:r>
-    </w:p>
-    <w:p>
-      <w:pPr>
-        <w:pStyle w:val="Heading2"/>
-      </w:pPr>
-      <w:r>
-        <w:t>volúmenes MSC, deben aparecer también la piscifactoría y</w:t>
-      </w:r>
-    </w:p>
-    <w:p>
-      <w:pPr>
-        <w:pStyle w:val="Heading2"/>
-      </w:pPr>
-      <w:r>
-        <w:t>el número de certificado del MSC. Todos los productores de</w:t>
-      </w:r>
-    </w:p>
-    <w:p>
-      <w:pPr>
-        <w:pStyle w:val="Heading2"/>
-      </w:pPr>
-      <w:r>
-        <w:t>ingredientes marinos deben presentar documentación que</w:t>
-      </w:r>
-    </w:p>
-    <w:p>
-      <w:pPr>
-        <w:pStyle w:val="Heading2"/>
-      </w:pPr>
-      <w:r>
-        <w:t>demuestre que las capturas desembarcadas no proceden de</w:t>
-      </w:r>
-    </w:p>
-    <w:p>
-      <w:pPr>
-        <w:pStyle w:val="Heading2"/>
-      </w:pPr>
-      <w:r>
-        <w:t>la pesca IUU.</w:t>
-      </w:r>
-    </w:p>
-    <w:p>
-      <w:pPr>
-        <w:pStyle w:val="Heading2"/>
-      </w:pPr>
-      <w:r>
-        <w:t>Si el proveedor de BioMar de ingredientes marinos</w:t>
-      </w:r>
-    </w:p>
-    <w:p>
-      <w:pPr>
-        <w:pStyle w:val="Heading2"/>
-      </w:pPr>
-      <w:r>
-        <w:t>certificados es diferente del productor, el proveedor debe</w:t>
-      </w:r>
-    </w:p>
-    <w:p>
-      <w:pPr>
-        <w:pStyle w:val="Heading2"/>
-      </w:pPr>
-      <w:r>
-        <w:t>tener una Cadena de Custodia MarinTrust/MSC o un sistema</w:t>
-      </w:r>
-    </w:p>
-    <w:p>
-      <w:pPr>
-        <w:pStyle w:val="Heading2"/>
-      </w:pPr>
-      <w:r>
-        <w:t>de trazabilidad</w:t>
-      </w:r>
-    </w:p>
-    <w:p>
-      <w:pPr>
-        <w:pStyle w:val="Heading2"/>
-      </w:pPr>
-      <w:r>
-        <w:t>Reconocemos que no todos los proveedores tienen este</w:t>
-      </w:r>
-    </w:p>
-    <w:p>
-      <w:pPr>
-        <w:pStyle w:val="Heading2"/>
-      </w:pPr>
-      <w:r>
-        <w:t>nivel de trazabilidad en el momento de la publicación. Para</w:t>
-      </w:r>
-    </w:p>
-    <w:p>
-      <w:pPr>
-        <w:pStyle w:val="Heading2"/>
-      </w:pPr>
-      <w:r>
-        <w:t>los proveedores que no puedan proporcionar este nivel</w:t>
-      </w:r>
-    </w:p>
-    <w:p>
-      <w:pPr>
-        <w:pStyle w:val="Heading2"/>
-      </w:pPr>
-      <w:r>
-        <w:t>de detalle, se permitirá un período de transición desde</w:t>
-      </w:r>
-    </w:p>
-    <w:p>
-      <w:pPr>
-        <w:pStyle w:val="Heading2"/>
-      </w:pPr>
-      <w:r>
-        <w:t>el momento de la publicación hasta finales 2022. Nos</w:t>
-      </w:r>
-    </w:p>
-    <w:p>
-      <w:pPr>
-        <w:pStyle w:val="Heading2"/>
-      </w:pPr>
-      <w:r>
-        <w:t>comprometemos a garantizar un alto nivel de gobernanza</w:t>
-      </w:r>
-    </w:p>
-    <w:p>
-      <w:pPr>
-        <w:pStyle w:val="Heading2"/>
-      </w:pPr>
-      <w:r>
-        <w:t>en materia de trazabilidad y hemos incluido metodologías</w:t>
-      </w:r>
-    </w:p>
-    <w:p>
-      <w:pPr>
-        <w:pStyle w:val="Heading2"/>
-      </w:pPr>
-      <w:r>
-        <w:t>científicas para apoyarlo..</w:t>
-      </w:r>
-    </w:p>
-    <w:p>
-      <w:pPr>
         <w:pStyle w:val="Heading1"/>
       </w:pPr>
       <w:r>
         <w:t>Lista de definiciones</w:t>
-      </w:r>
-    </w:p>
-    <w:p>
-      <w:r>
-        <w:t>ASC Consejo de Administración de la Acuicultura</w:t>
-      </w:r>
-    </w:p>
-    <w:p>
-      <w:r>
-        <w:t>BAP Mejores Prácticas de Acuicultura</w:t>
-      </w:r>
-    </w:p>
-    <w:p>
-      <w:r>
-        <w:t>CITES La Convención sobre el Comercio Internacional de Especies Amenazadas de Fauna y Flora Silvestres (cites.org)</w:t>
-      </w:r>
-    </w:p>
-    <w:p>
-      <w:r>
-        <w:t>FAO Organización de las Naciones Unidas para la Agricultura y la Alimentación</w:t>
-      </w:r>
-    </w:p>
-    <w:p>
-      <w:r>
-        <w:t>Código de conducta para la pesca responsable - Edición especial (fao.org)</w:t>
-      </w:r>
-    </w:p>
-    <w:p>
-      <w:r>
-        <w:t>FIP Proyecto de Mejora de la Pesca</w:t>
-      </w:r>
-    </w:p>
-    <w:p>
-      <w:r>
-        <w:t>Global G.A.P. Buenas Prácticas Agrícolas Mundiales</w:t>
-      </w:r>
-    </w:p>
-    <w:p>
-      <w:r>
-        <w:t>ICES Consejo Internacional para la Exploración del Mar</w:t>
-      </w:r>
-    </w:p>
-    <w:p>
-      <w:r>
-        <w:t>ISEAL Acreditación y Etiquetado Social y Medioambiental Internacional</w:t>
-      </w:r>
-    </w:p>
-    <w:p>
-      <w:r>
-        <w:t>IMARPE Instituto del Mar del Perú</w:t>
-      </w:r>
-    </w:p>
-    <w:p>
-      <w:r>
-        <w:t>IMR Instituto de Investigación Marina</w:t>
-      </w:r>
-    </w:p>
-    <w:p>
-      <w:r>
-        <w:t>MSC Consejo de Administración Marina</w:t>
-      </w:r>
-    </w:p>
-    <w:p>
-      <w:r>
-        <w:t>UICN Unión Internacional para la Conservación de la Naturaleza</w:t>
-      </w:r>
-    </w:p>
-    <w:p>
-      <w:r>
-        <w:t>Lista Roja de Especies Amenazadas de la UICN</w:t>
-      </w:r>
-    </w:p>
-    <w:p>
-      <w:r>
-        <w:t>IUU Ilegal, no declarada y no regulada</w:t>
-      </w:r>
-    </w:p>
-    <w:p>
-      <w:r>
-        <w:t>SERNAPESCA El Servicio Nacional de Pesca</w:t>
       </w:r>
     </w:p>
     <w:p>
@@ -684,12 +604,27 @@
     </w:p>
     <w:p>
       <w:r>
+        <w:t>ASC Consejo de Administración de la Acuicultura</w:t>
+      </w:r>
+    </w:p>
+    <w:p>
+      <w:r>
         <w:t>Internas Código de Conducta para Proveedores del Grupo BioMar</w:t>
       </w:r>
     </w:p>
     <w:p>
       <w:r>
+        <w:t>BAP Mejores Prácticas de Acuicultura</w:t>
+      </w:r>
+    </w:p>
+    <w:p>
+      <w:r>
         <w:t>Declaración de posicionamiento de los Ingredientes Marinos del Grupo BioMar</w:t>
+      </w:r>
+    </w:p>
+    <w:p>
+      <w:r>
+        <w:t>CITES La Convención sobre el Comercio Internacional de Especies Amenazadas de Fauna y Flora Silvestres (cites.org)</w:t>
       </w:r>
     </w:p>
     <w:p>
@@ -704,7 +639,17 @@
     </w:p>
     <w:p>
       <w:r>
+        <w:t>FAO Organización de las Naciones Unidas para la Agricultura y la Alimentación</w:t>
+      </w:r>
+    </w:p>
+    <w:p>
+      <w:r>
         <w:t>Externas Normas del sector de la acuicultura</w:t>
+      </w:r>
+    </w:p>
+    <w:p>
+      <w:r>
+        <w:t>Código de conducta para la pesca responsable - Edición especial (fao.org)</w:t>
       </w:r>
     </w:p>
     <w:p>
@@ -721,6 +666,11 @@
       </w:pPr>
       <w:r>
         <w:t>Mejores Prácticas de Acuicultura (BAP)</w:t>
+      </w:r>
+    </w:p>
+    <w:p>
+      <w:r>
+        <w:t>FIP Proyecto de Mejora de la Pesca</w:t>
       </w:r>
     </w:p>
     <w:p>
@@ -741,7 +691,17 @@
     </w:p>
     <w:p>
       <w:r>
+        <w:t>Global G.A.P. Buenas Prácticas Agrícolas Mundiales</w:t>
+      </w:r>
+    </w:p>
+    <w:p>
+      <w:r>
         <w:t>Buenas Prácticas Agrícolas Globales (G.A.P)</w:t>
+      </w:r>
+    </w:p>
+    <w:p>
+      <w:r>
+        <w:t>ICES Consejo Internacional para la Exploración del Mar</w:t>
       </w:r>
     </w:p>
     <w:p>
@@ -756,12 +716,27 @@
     </w:p>
     <w:p>
       <w:r>
+        <w:t>ISEAL Acreditación y Etiquetado Social y Medioambiental Internacional</w:t>
+      </w:r>
+    </w:p>
+    <w:p>
+      <w:r>
         <w:t>Instituto de Investigaciones Marinas (IMR)</w:t>
       </w:r>
     </w:p>
     <w:p>
       <w:r>
+        <w:t>IMARPE Instituto del Mar del Perú</w:t>
+      </w:r>
+    </w:p>
+    <w:p>
+      <w:r>
         <w:t>Consejo Internacional para la Exploración del Mar (CIEM)</w:t>
+      </w:r>
+    </w:p>
+    <w:p>
+      <w:r>
+        <w:t>IMR Instituto de Investigación Marina</w:t>
       </w:r>
     </w:p>
     <w:p>
@@ -776,7 +751,17 @@
     </w:p>
     <w:p>
       <w:r>
+        <w:t>MSC Consejo de Administración Marina</w:t>
+      </w:r>
+    </w:p>
+    <w:p>
+      <w:r>
         <w:t>La Convención sobre el Comercio Internacional de Especies Amenazadas de</w:t>
+      </w:r>
+    </w:p>
+    <w:p>
+      <w:r>
+        <w:t>UICN Unión Internacional para la Conservación de la Naturaleza</w:t>
       </w:r>
     </w:p>
     <w:p>
@@ -786,7 +771,27 @@
     </w:p>
     <w:p>
       <w:r>
+        <w:t>Lista Roja de Especies Amenazadas de la UICN</w:t>
+      </w:r>
+    </w:p>
+    <w:p>
+      <w:r>
         <w:t>Unión Internacional para la Conservación de la Naturaleza (UICN)</w:t>
+      </w:r>
+    </w:p>
+    <w:p>
+      <w:r>
+        <w:t>IUU Ilegal, no declarada y no regulada</w:t>
+      </w:r>
+    </w:p>
+    <w:p>
+      <w:r>
+        <w:t>SERNAPESCA El Servicio Nacional de Pesca</w:t>
+      </w:r>
+    </w:p>
+    <w:p>
+      <w:r>
+        <w:t>Historial de versiones Propietario y responsable de aprobación</w:t>
       </w:r>
     </w:p>
     <w:tbl>
@@ -885,11 +890,6 @@
       </w:tr>
     </w:tbl>
     <w:p/>
-    <w:p>
-      <w:r>
-        <w:t>Historial de versiones Propietario y responsable de aprobación</w:t>
-      </w:r>
-    </w:p>
     <w:p>
       <w:r>
         <w:t>Fecha de aprobación: 25-02-2022</w:t>

--- a/policies/sources/position-marine-ingredients__Espanol_Digital.docx
+++ b/policies/sources/position-marine-ingredients__Espanol_Digital.docx
@@ -2,793 +2,629 @@
 <file path=word/document.xml><?xml version="1.0" encoding="utf-8"?>
 <w:document xmlns:wpc="http://schemas.microsoft.com/office/word/2010/wordprocessingCanvas" xmlns:mo="http://schemas.microsoft.com/office/mac/office/2008/main" xmlns:mc="http://schemas.openxmlformats.org/markup-compatibility/2006" xmlns:mv="urn:schemas-microsoft-com:mac:vml" xmlns:o="urn:schemas-microsoft-com:office:office" xmlns:r="http://schemas.openxmlformats.org/officeDocument/2006/relationships" xmlns:m="http://schemas.openxmlformats.org/officeDocument/2006/math" xmlns:v="urn:schemas-microsoft-com:vml" xmlns:wp14="http://schemas.microsoft.com/office/word/2010/wordprocessingDrawing" xmlns:wp="http://schemas.openxmlformats.org/drawingml/2006/wordprocessingDrawing" xmlns:w10="urn:schemas-microsoft-com:office:word" xmlns:w="http://schemas.openxmlformats.org/wordprocessingml/2006/main" xmlns:w14="http://schemas.microsoft.com/office/word/2010/wordml" xmlns:wpg="http://schemas.microsoft.com/office/word/2010/wordprocessingGroup" xmlns:wpi="http://schemas.microsoft.com/office/word/2010/wordprocessingInk" xmlns:wne="http://schemas.microsoft.com/office/word/2006/wordml" xmlns:wps="http://schemas.microsoft.com/office/word/2010/wordprocessingShape" mc:Ignorable="w14 wp14">
   <w:body>
-    <w:p>
-      <w:pPr>
-        <w:pStyle w:val="Heading1"/>
-      </w:pPr>
-      <w:r>
-        <w:t>Requisitos legales</w:t>
-      </w:r>
-    </w:p>
-    <w:p>
-      <w:pPr>
-        <w:pStyle w:val="Heading2"/>
-      </w:pPr>
-      <w:r>
-        <w:t>Los retazos y subproductos son una parte muy importante</w:t>
-      </w:r>
-    </w:p>
-    <w:p>
-      <w:pPr>
-        <w:pStyle w:val="Heading2"/>
-      </w:pPr>
-      <w:r>
-        <w:t>de la estrategia circular y renovable de BioMar de cara a</w:t>
-      </w:r>
-    </w:p>
-    <w:p>
-      <w:pPr>
-        <w:pStyle w:val="Heading2"/>
-      </w:pPr>
-      <w:r>
-        <w:t>Todas las pesquerías de origen deben pasar la Metodología</w:t>
-      </w:r>
-    </w:p>
-    <w:p>
-      <w:pPr>
-        <w:pStyle w:val="Heading2"/>
-      </w:pPr>
-      <w:r>
-        <w:t>2030, y estamos aumentando continuamente la inclusión</w:t>
-      </w:r>
-    </w:p>
-    <w:p>
-      <w:pPr>
-        <w:pStyle w:val="Heading2"/>
-      </w:pPr>
-      <w:r>
-        <w:t>de Evaluación de la Debida Diligencia de BioMar (BioMar</w:t>
-      </w:r>
-    </w:p>
-    <w:p>
-      <w:pPr>
-        <w:pStyle w:val="Heading2"/>
-      </w:pPr>
-      <w:r>
-        <w:t>de ingredientes marinos circulares. La ambición de BioMar</w:t>
-      </w:r>
-    </w:p>
-    <w:p>
-      <w:pPr>
-        <w:pStyle w:val="Heading2"/>
-      </w:pPr>
-      <w:r>
-        <w:t>DD) para ingredientes marinos, estar inscritas en un</w:t>
-      </w:r>
-    </w:p>
-    <w:p>
-      <w:pPr>
-        <w:pStyle w:val="Heading2"/>
-      </w:pPr>
-      <w:r>
-        <w:t>es obtener el 100% de nuestros ingredientes marinos de</w:t>
-      </w:r>
-    </w:p>
-    <w:p>
-      <w:pPr>
-        <w:pStyle w:val="Heading2"/>
-      </w:pPr>
-      <w:r>
-        <w:t>Proyecto de Mejora de Pesquerías, o estar certificadas</w:t>
-      </w:r>
-    </w:p>
-    <w:p>
-      <w:pPr>
-        <w:pStyle w:val="Heading2"/>
-      </w:pPr>
-      <w:r>
-        <w:t>acuerdo con la pesca responsable mencionada anteriormente</w:t>
-      </w:r>
-    </w:p>
-    <w:p>
-      <w:pPr>
-        <w:pStyle w:val="Heading2"/>
-      </w:pPr>
-      <w:r>
-        <w:t>según un ISEAL (actualmente MarinTrust o MSC). Nosotros</w:t>
-      </w:r>
-    </w:p>
-    <w:p>
-      <w:pPr>
-        <w:pStyle w:val="Heading2"/>
-      </w:pPr>
-      <w:r>
-        <w:t>para 2030, y al mismo tiempo demostrar una mejora continua</w:t>
-      </w:r>
-    </w:p>
-    <w:p>
-      <w:pPr>
-        <w:pStyle w:val="Heading2"/>
-      </w:pPr>
-      <w:r>
-        <w:t>nos comprometemos a abastecernos de ingredientes</w:t>
-      </w:r>
-    </w:p>
-    <w:p>
-      <w:pPr>
-        <w:pStyle w:val="Heading2"/>
-      </w:pPr>
-      <w:r>
-        <w:t>en comparación con la línea de base de 2020 para todas las</w:t>
-      </w:r>
-    </w:p>
-    <w:p>
-      <w:pPr>
-        <w:pStyle w:val="Heading2"/>
-      </w:pPr>
-      <w:r>
-        <w:t>marinos procedentes de piscofactorías administradas por</w:t>
-      </w:r>
-    </w:p>
-    <w:p>
-      <w:pPr>
-        <w:pStyle w:val="Heading2"/>
-      </w:pPr>
-      <w:r>
-        <w:t>unidades.</w:t>
-      </w:r>
-    </w:p>
-    <w:p>
-      <w:pPr>
-        <w:pStyle w:val="Heading2"/>
-      </w:pPr>
-      <w:r>
-        <w:t>organizaciones científicas de pesca (por ejemplo, IMR, ICES,</w:t>
-      </w:r>
-    </w:p>
-    <w:p>
-      <w:pPr>
-        <w:pStyle w:val="Heading2"/>
-      </w:pPr>
-      <w:r>
-        <w:t>FAO, IMARPE, SERNAPESCA) siempre que sea posible. Todas</w:t>
-      </w:r>
-    </w:p>
-    <w:p>
-      <w:pPr>
-        <w:pStyle w:val="Heading1"/>
-      </w:pPr>
-      <w:r>
-        <w:t>Verificación de la trazabilidad</w:t>
-      </w:r>
-    </w:p>
-    <w:p>
-      <w:pPr>
-        <w:pStyle w:val="Heading2"/>
-      </w:pPr>
-      <w:r>
-        <w:t>las pesquerías, instalaciones de producción e instalaciones</w:t>
-      </w:r>
-    </w:p>
-    <w:p>
-      <w:pPr>
-        <w:pStyle w:val="Heading2"/>
-      </w:pPr>
-      <w:r>
-        <w:t>de almacenamiento/transporte que suministran ingredientes</w:t>
-      </w:r>
-    </w:p>
-    <w:p>
-      <w:pPr>
-        <w:pStyle w:val="Heading2"/>
-      </w:pPr>
-      <w:r>
-        <w:t>Los proveedores deben presentar niveles de inclusión</w:t>
-      </w:r>
-    </w:p>
-    <w:p>
-      <w:pPr>
-        <w:pStyle w:val="Heading2"/>
-      </w:pPr>
-      <w:r>
-        <w:t>marinos deben cumplir con las leyes y reglamentos del país</w:t>
-      </w:r>
-    </w:p>
-    <w:p>
-      <w:pPr>
-        <w:pStyle w:val="Heading2"/>
-      </w:pPr>
-      <w:r>
-        <w:t>de especies con el porcentaje de división, las principales</w:t>
-      </w:r>
-    </w:p>
-    <w:p>
-      <w:pPr>
-        <w:pStyle w:val="Heading2"/>
-      </w:pPr>
-      <w:r>
-        <w:t>de producción y del país de destino.</w:t>
-      </w:r>
-    </w:p>
-    <w:p>
-      <w:pPr>
-        <w:pStyle w:val="Heading2"/>
-      </w:pPr>
-      <w:r>
-        <w:t>capturas de la FAO y subzona, tipo de arte de pesca, país de</w:t>
-      </w:r>
-    </w:p>
-    <w:p>
-      <w:pPr>
-        <w:pStyle w:val="Heading2"/>
-      </w:pPr>
-      <w:r>
-        <w:t>desembarco y el nivel de certificación para cada entrega de</w:t>
-      </w:r>
-    </w:p>
-    <w:p>
-      <w:pPr>
-        <w:pStyle w:val="Heading2"/>
-      </w:pPr>
-      <w:r>
-        <w:t>Ningún ingrediente marino debe proceder de pesquerías</w:t>
-      </w:r>
-    </w:p>
-    <w:p>
-      <w:pPr>
-        <w:pStyle w:val="Heading2"/>
-      </w:pPr>
-      <w:r>
-        <w:t>ingredientes marinos a BioMar. Además, el nombre de las</w:t>
-      </w:r>
-    </w:p>
-    <w:p>
-      <w:pPr>
-        <w:pStyle w:val="Heading2"/>
-      </w:pPr>
-      <w:r>
-        <w:t>IUU o de especies clasificadas como en peligro de extinción</w:t>
-      </w:r>
-    </w:p>
-    <w:p>
-      <w:pPr>
-        <w:pStyle w:val="Heading2"/>
-      </w:pPr>
-      <w:r>
-        <w:t>especies debe figurar el nombre científico (en latín) y cada</w:t>
-      </w:r>
-    </w:p>
-    <w:p>
-      <w:pPr>
-        <w:pStyle w:val="Heading2"/>
-      </w:pPr>
-      <w:r>
-        <w:t>o en peligro crítico de extinción en la Lista Roja de la UICN</w:t>
-      </w:r>
-    </w:p>
-    <w:p>
-      <w:pPr>
-        <w:pStyle w:val="Heading2"/>
-      </w:pPr>
-      <w:r>
-        <w:t>volumen debe declararse que procede de pescado entero o</w:t>
-      </w:r>
-    </w:p>
-    <w:p>
-      <w:pPr>
-        <w:pStyle w:val="Heading2"/>
-      </w:pPr>
-      <w:r>
-        <w:t>o incluidas en cualquier apéndice CITES. Esperamos que se</w:t>
-      </w:r>
-    </w:p>
-    <w:p>
-      <w:pPr>
-        <w:pStyle w:val="Heading2"/>
-      </w:pPr>
-      <w:r>
-        <w:t>de retazos/ subproductos. Para los proveedores que declaren</w:t>
-      </w:r>
-    </w:p>
-    <w:p>
-      <w:pPr>
-        <w:pStyle w:val="Heading2"/>
-      </w:pPr>
-      <w:r>
-        <w:t>tomen todas las medidas posibles para gestionar y minimizar</w:t>
-      </w:r>
-    </w:p>
-    <w:p>
-      <w:pPr>
-        <w:pStyle w:val="Heading2"/>
-      </w:pPr>
-      <w:r>
-        <w:t>volúmenes MSC, deben aparecer también la piscifactoría y</w:t>
-      </w:r>
-    </w:p>
-    <w:p>
-      <w:pPr>
-        <w:pStyle w:val="Heading2"/>
-      </w:pPr>
-      <w:r>
-        <w:t>las capturas accidentales incluyendo acciones específicas</w:t>
-      </w:r>
-    </w:p>
-    <w:p>
-      <w:pPr>
-        <w:pStyle w:val="Heading2"/>
-      </w:pPr>
-      <w:r>
-        <w:t>el número de certificado del MSC. Todos los productores de</w:t>
-      </w:r>
-    </w:p>
-    <w:p>
-      <w:pPr>
-        <w:pStyle w:val="Heading2"/>
-      </w:pPr>
-      <w:r>
-        <w:t>para proteger las poblaciones vulnerables. Además, no se</w:t>
-      </w:r>
-    </w:p>
-    <w:p>
-      <w:pPr>
-        <w:pStyle w:val="Heading2"/>
-      </w:pPr>
-      <w:r>
-        <w:t>ingredientes marinos deben presentar documentación que</w:t>
-      </w:r>
-    </w:p>
-    <w:p>
-      <w:pPr>
-        <w:pStyle w:val="Heading2"/>
-      </w:pPr>
-      <w:r>
-        <w:t>permite ninguna práctica de transporte ilegal.</w:t>
-      </w:r>
-    </w:p>
-    <w:p>
-      <w:pPr>
-        <w:pStyle w:val="Heading2"/>
-      </w:pPr>
-      <w:r>
-        <w:t>demuestre que las capturas desembarcadas no proceden de</w:t>
-      </w:r>
-    </w:p>
-    <w:p>
-      <w:pPr>
-        <w:pStyle w:val="Heading2"/>
-      </w:pPr>
-      <w:r>
-        <w:t>la pesca IUU.</w:t>
-      </w:r>
-    </w:p>
-    <w:p>
-      <w:pPr>
-        <w:pStyle w:val="Heading2"/>
-      </w:pPr>
-      <w:r>
-        <w:t>Cualquier incumplimiento de los requisitos anteriores debido</w:t>
-      </w:r>
-    </w:p>
-    <w:p>
-      <w:pPr>
-        <w:pStyle w:val="Heading2"/>
-      </w:pPr>
-      <w:r>
-        <w:t>a una negligencia grave se considerará un incumplimiento</w:t>
-      </w:r>
-    </w:p>
-    <w:p>
-      <w:pPr>
-        <w:pStyle w:val="Heading2"/>
-      </w:pPr>
-      <w:r>
-        <w:t>Si el proveedor de BioMar de ingredientes marinos</w:t>
-      </w:r>
-    </w:p>
-    <w:p>
-      <w:pPr>
-        <w:pStyle w:val="Heading2"/>
-      </w:pPr>
-      <w:r>
-        <w:t>del contrato.</w:t>
-      </w:r>
-    </w:p>
-    <w:p>
-      <w:pPr>
-        <w:pStyle w:val="Heading2"/>
-      </w:pPr>
-      <w:r>
-        <w:t>certificados es diferente del productor, el proveedor debe</w:t>
-      </w:r>
-    </w:p>
-    <w:p>
-      <w:pPr>
-        <w:pStyle w:val="Heading2"/>
-      </w:pPr>
-      <w:r>
-        <w:t>tener una Cadena de Custodia MarinTrust/MSC o un sistema</w:t>
-      </w:r>
-    </w:p>
-    <w:p>
-      <w:pPr>
-        <w:pStyle w:val="Heading1"/>
-      </w:pPr>
-      <w:r>
-        <w:t>Uso sustentable de los ingredientes marinos</w:t>
-      </w:r>
-    </w:p>
-    <w:p>
-      <w:pPr>
-        <w:pStyle w:val="Heading2"/>
-      </w:pPr>
-      <w:r>
-        <w:t>de trazabilidad</w:t>
-      </w:r>
-    </w:p>
-    <w:p>
-      <w:pPr>
-        <w:pStyle w:val="Heading2"/>
-      </w:pPr>
-      <w:r>
-        <w:t>Reconocemos que no todos los proveedores tienen este</w:t>
-      </w:r>
-    </w:p>
-    <w:p>
-      <w:pPr>
-        <w:pStyle w:val="Heading2"/>
-      </w:pPr>
-      <w:r>
-        <w:t>BioMar se compromete a obtener ingredientes marinos que</w:t>
-      </w:r>
-    </w:p>
-    <w:p>
-      <w:pPr>
-        <w:pStyle w:val="Heading2"/>
-      </w:pPr>
-      <w:r>
-        <w:t>nivel de trazabilidad en el momento de la publicación. Para</w:t>
-      </w:r>
-    </w:p>
-    <w:p>
-      <w:pPr>
-        <w:pStyle w:val="Heading2"/>
-      </w:pPr>
-      <w:r>
-        <w:t>pueden ser certificados y verificados como sustentables.</w:t>
-      </w:r>
-    </w:p>
-    <w:p>
-      <w:pPr>
-        <w:pStyle w:val="Heading2"/>
-      </w:pPr>
-      <w:r>
-        <w:t>los proveedores que no puedan proporcionar este nivel</w:t>
-      </w:r>
-    </w:p>
-    <w:p>
-      <w:pPr>
-        <w:pStyle w:val="Heading2"/>
-      </w:pPr>
-      <w:r>
-        <w:t>Reconocemos la necesidad global de aumentar la cantidad de</w:t>
-      </w:r>
-    </w:p>
-    <w:p>
-      <w:pPr>
-        <w:pStyle w:val="Heading2"/>
-      </w:pPr>
-      <w:r>
-        <w:t>de detalle, se permitirá un período de transición desde</w:t>
-      </w:r>
-    </w:p>
-    <w:p>
-      <w:pPr>
-        <w:pStyle w:val="Heading2"/>
-      </w:pPr>
-      <w:r>
-        <w:t>material certificado procedente de pesquerías responsables</w:t>
-      </w:r>
-    </w:p>
-    <w:p>
-      <w:pPr>
-        <w:pStyle w:val="Heading2"/>
-      </w:pPr>
-      <w:r>
-        <w:t>el momento de la publicación hasta finales 2022. Nos</w:t>
-      </w:r>
-    </w:p>
-    <w:p>
-      <w:pPr>
-        <w:pStyle w:val="Heading2"/>
-      </w:pPr>
-      <w:r>
-        <w:t>y por ello participamos activamente en programas de mejora</w:t>
-      </w:r>
-    </w:p>
-    <w:p>
-      <w:pPr>
-        <w:pStyle w:val="Heading2"/>
-      </w:pPr>
-      <w:r>
-        <w:t>comprometemos a garantizar un alto nivel de gobernanza</w:t>
-      </w:r>
-    </w:p>
-    <w:p>
-      <w:pPr>
-        <w:pStyle w:val="Heading2"/>
-      </w:pPr>
-      <w:r>
-        <w:t>de la pesca.</w:t>
-      </w:r>
-    </w:p>
-    <w:p>
-      <w:pPr>
-        <w:pStyle w:val="Heading2"/>
-      </w:pPr>
-      <w:r>
-        <w:t>en materia de trazabilidad y hemos incluido metodologías</w:t>
-      </w:r>
-    </w:p>
-    <w:p>
-      <w:pPr>
-        <w:pStyle w:val="Heading2"/>
-      </w:pPr>
-      <w:r>
-        <w:t>científicas para apoyarlo..</w:t>
-      </w:r>
-    </w:p>
-    <w:p>
-      <w:pPr>
-        <w:pStyle w:val="Heading2"/>
-      </w:pPr>
-      <w:r>
-        <w:t>BioMar se compromete a obtener anualmente al menos el 80</w:t>
-      </w:r>
-    </w:p>
-    <w:p>
-      <w:pPr>
-        <w:pStyle w:val="Heading2"/>
-      </w:pPr>
-      <w:r>
-        <w:t>% de nuestros ingredientes marinos de MSC, MarinTrust, FIP’s</w:t>
-      </w:r>
-    </w:p>
-    <w:p>
-      <w:pPr>
-        <w:pStyle w:val="Heading2"/>
-      </w:pPr>
-      <w:r>
-        <w:t>con avance reciente basado en una metodología validada</w:t>
-      </w:r>
-    </w:p>
-    <w:p>
-      <w:pPr>
-        <w:pStyle w:val="Heading2"/>
-      </w:pPr>
-      <w:r>
-        <w:t>(Sustainable Fisheries Partnership o MarinTrust), o recortes</w:t>
-      </w:r>
-    </w:p>
-    <w:p>
-      <w:pPr>
-        <w:pStyle w:val="Heading2"/>
-      </w:pPr>
-      <w:r>
-        <w:t>y subproductos que cumplan con la normativa de la familia</w:t>
-      </w:r>
-    </w:p>
-    <w:p>
-      <w:pPr>
-        <w:pStyle w:val="Heading2"/>
-      </w:pPr>
-      <w:r>
-        <w:t>ASC.</w:t>
-      </w:r>
-    </w:p>
-    <w:p>
-      <w:pPr>
-        <w:pStyle w:val="Heading1"/>
-      </w:pPr>
-      <w:r>
-        <w:t>Lista de definiciones</w:t>
-      </w:r>
-    </w:p>
-    <w:p>
-      <w:pPr>
-        <w:pStyle w:val="Heading1"/>
-      </w:pPr>
-      <w:r>
-        <w:t>Referencias</w:t>
-      </w:r>
-    </w:p>
-    <w:p>
-      <w:r>
-        <w:t>ASC Consejo de Administración de la Acuicultura</w:t>
-      </w:r>
-    </w:p>
-    <w:p>
-      <w:r>
-        <w:t>Internas Código de Conducta para Proveedores del Grupo BioMar</w:t>
-      </w:r>
-    </w:p>
-    <w:p>
-      <w:r>
-        <w:t>BAP Mejores Prácticas de Acuicultura</w:t>
-      </w:r>
-    </w:p>
-    <w:p>
-      <w:r>
-        <w:t>Declaración de posicionamiento de los Ingredientes Marinos del Grupo BioMar</w:t>
-      </w:r>
-    </w:p>
-    <w:p>
-      <w:r>
-        <w:t>CITES La Convención sobre el Comercio Internacional de Especies Amenazadas de Fauna y Flora Silvestres (cites.org)</w:t>
-      </w:r>
-    </w:p>
-    <w:p>
-      <w:r>
-        <w:t>Política de Suministro Responsable del Grupo BioMar</w:t>
-      </w:r>
-    </w:p>
-    <w:p>
-      <w:r>
-        <w:t>Informe de Sustentabilidad del Grupo BioMar</w:t>
-      </w:r>
-    </w:p>
-    <w:p>
-      <w:r>
-        <w:t>FAO Organización de las Naciones Unidas para la Agricultura y la Alimentación</w:t>
-      </w:r>
-    </w:p>
-    <w:p>
-      <w:r>
-        <w:t>Externas Normas del sector de la acuicultura</w:t>
-      </w:r>
-    </w:p>
-    <w:p>
-      <w:r>
-        <w:t>Código de conducta para la pesca responsable - Edición especial (fao.org)</w:t>
-      </w:r>
-    </w:p>
-    <w:p>
-      <w:pPr>
-        <w:pStyle w:val="ListBullet"/>
-      </w:pPr>
-      <w:r>
-        <w:t>Consejo de Administración de la Acuicultura (ASC)</w:t>
-      </w:r>
-    </w:p>
-    <w:p>
-      <w:pPr>
-        <w:pStyle w:val="ListBullet"/>
-      </w:pPr>
-      <w:r>
-        <w:t>Mejores Prácticas de Acuicultura (BAP)</w:t>
-      </w:r>
-    </w:p>
-    <w:p>
-      <w:r>
-        <w:t>FIP Proyecto de Mejora de la Pesca</w:t>
-      </w:r>
-    </w:p>
-    <w:p>
-      <w:pPr>
-        <w:pStyle w:val="ListBullet"/>
-      </w:pPr>
-      <w:r>
-        <w:t>MarinTrust</w:t>
-      </w:r>
-    </w:p>
-    <w:p>
-      <w:pPr>
-        <w:pStyle w:val="ListBullet"/>
-      </w:pPr>
-      <w:r>
-        <w:t>Consejo de Administración Marina (MSC)</w:t>
-      </w:r>
-    </w:p>
-    <w:p>
-      <w:r>
-        <w:t>Global G.A.P. Buenas Prácticas Agrícolas Mundiales</w:t>
-      </w:r>
-    </w:p>
-    <w:p>
-      <w:r>
-        <w:t>Buenas Prácticas Agrícolas Globales (G.A.P)</w:t>
-      </w:r>
-    </w:p>
-    <w:p>
-      <w:r>
-        <w:t>ICES Consejo Internacional para la Exploración del Mar</w:t>
-      </w:r>
-    </w:p>
-    <w:p>
-      <w:r>
-        <w:t>El Servicio Nacional de Pesca (SERNAPESCA)</w:t>
-      </w:r>
-    </w:p>
-    <w:p>
-      <w:r>
-        <w:t>Organización de las Naciones Unidas para la Agricultura y la Alimentación (FAO)</w:t>
-      </w:r>
-    </w:p>
-    <w:p>
-      <w:r>
-        <w:t>ISEAL Acreditación y Etiquetado Social y Medioambiental Internacional</w:t>
-      </w:r>
-    </w:p>
-    <w:p>
-      <w:r>
-        <w:t>Instituto de Investigaciones Marinas (IMR)</w:t>
-      </w:r>
-    </w:p>
-    <w:p>
-      <w:r>
-        <w:t>IMARPE Instituto del Mar del Perú</w:t>
-      </w:r>
-    </w:p>
-    <w:p>
-      <w:r>
-        <w:t>Consejo Internacional para la Exploración del Mar (CIEM)</w:t>
-      </w:r>
-    </w:p>
-    <w:p>
-      <w:r>
-        <w:t>IMR Instituto de Investigación Marina</w:t>
-      </w:r>
-    </w:p>
-    <w:p>
-      <w:r>
-        <w:t>Acreditación y Etiquetado Social y Ambiental Internacional</w:t>
-      </w:r>
-    </w:p>
-    <w:p>
-      <w:r>
-        <w:t>(ISEAL)</w:t>
-      </w:r>
-    </w:p>
-    <w:p>
-      <w:r>
-        <w:t>MSC Consejo de Administración Marina</w:t>
-      </w:r>
-    </w:p>
-    <w:p>
-      <w:r>
-        <w:t>La Convención sobre el Comercio Internacional de Especies Amenazadas de</w:t>
-      </w:r>
-    </w:p>
-    <w:p>
-      <w:r>
-        <w:t>UICN Unión Internacional para la Conservación de la Naturaleza</w:t>
-      </w:r>
-    </w:p>
-    <w:p>
-      <w:r>
-        <w:t>Fauna y Flora Silvestres (CITES)</w:t>
-      </w:r>
-    </w:p>
-    <w:p>
-      <w:r>
-        <w:t>Lista Roja de Especies Amenazadas de la UICN</w:t>
-      </w:r>
-    </w:p>
-    <w:p>
-      <w:r>
-        <w:t>Unión Internacional para la Conservación de la Naturaleza (UICN)</w:t>
-      </w:r>
-    </w:p>
-    <w:p>
-      <w:r>
-        <w:t>IUU Ilegal, no declarada y no regulada</w:t>
-      </w:r>
-    </w:p>
-    <w:p>
-      <w:r>
-        <w:t>SERNAPESCA El Servicio Nacional de Pesca</w:t>
-      </w:r>
-    </w:p>
+    <w:tbl>
+      <w:tblPr>
+        <w:tblW w:type="auto" w:w="0"/>
+        <w:tblLook w:firstColumn="1" w:firstRow="1" w:lastColumn="0" w:lastRow="0" w:noHBand="0" w:noVBand="1" w:val="04A0"/>
+      </w:tblPr>
+      <w:tblGrid>
+        <w:gridCol w:w="4320"/>
+        <w:gridCol w:w="4320"/>
+      </w:tblGrid>
+      <w:tr>
+        <w:tc>
+          <w:tcPr>
+            <w:tcW w:type="dxa" w:w="4320"/>
+          </w:tcPr>
+          <w:p>
+            <w:pPr>
+              <w:pStyle w:val="Heading2"/>
+            </w:pPr>
+            <w:r>
+              <w:t>Requisitos legales</w:t>
+            </w:r>
+          </w:p>
+          <w:p>
+            <w:r>
+              <w:t>Todas las pesquerías de origen deben pasar la Metodología</w:t>
+            </w:r>
+          </w:p>
+          <w:p>
+            <w:r>
+              <w:t>de Evaluación de la Debida Diligencia de BioMar (BioMar</w:t>
+            </w:r>
+          </w:p>
+          <w:p>
+            <w:r>
+              <w:t>DD) para ingredientes marinos, estar inscritas en un</w:t>
+            </w:r>
+          </w:p>
+          <w:p>
+            <w:r>
+              <w:t>Proyecto de Mejora de Pesquerías, o estar certificadas</w:t>
+            </w:r>
+          </w:p>
+          <w:p>
+            <w:r>
+              <w:t>según un ISEAL (actualmente MarinTrust o MSC). Nosotros</w:t>
+            </w:r>
+          </w:p>
+          <w:p>
+            <w:r>
+              <w:t>nos comprometemos a abastecernos de ingredientes</w:t>
+            </w:r>
+          </w:p>
+          <w:p>
+            <w:r>
+              <w:t>marinos procedentes de piscofactorías administradas por</w:t>
+            </w:r>
+          </w:p>
+          <w:p>
+            <w:r>
+              <w:t>organizaciones científicas de pesca (por ejemplo, IMR, ICES,</w:t>
+            </w:r>
+          </w:p>
+          <w:p>
+            <w:r>
+              <w:t>FAO, IMARPE, SERNAPESCA) siempre que sea posible. Todas</w:t>
+            </w:r>
+          </w:p>
+          <w:p>
+            <w:r>
+              <w:t>las pesquerías, instalaciones de producción e instalaciones</w:t>
+            </w:r>
+          </w:p>
+          <w:p>
+            <w:r>
+              <w:t>de almacenamiento/transporte que suministran ingredientes</w:t>
+            </w:r>
+          </w:p>
+          <w:p>
+            <w:r>
+              <w:t>marinos deben cumplir con las leyes y reglamentos del país</w:t>
+            </w:r>
+          </w:p>
+          <w:p>
+            <w:r>
+              <w:t>de producción y del país de destino.</w:t>
+            </w:r>
+          </w:p>
+          <w:p>
+            <w:r>
+              <w:t>Ningún ingrediente marino debe proceder de pesquerías</w:t>
+            </w:r>
+          </w:p>
+          <w:p>
+            <w:r>
+              <w:t>IUU o de especies clasificadas como en peligro de extinción</w:t>
+            </w:r>
+          </w:p>
+          <w:p>
+            <w:r>
+              <w:t>o en peligro crítico de extinción en la Lista Roja de la UICN</w:t>
+            </w:r>
+          </w:p>
+          <w:p>
+            <w:r>
+              <w:t>o incluidas en cualquier apéndice CITES. Esperamos que se</w:t>
+            </w:r>
+          </w:p>
+          <w:p>
+            <w:r>
+              <w:t>tomen todas las medidas posibles para gestionar y minimizar</w:t>
+            </w:r>
+          </w:p>
+          <w:p>
+            <w:r>
+              <w:t>las capturas accidentales incluyendo acciones específicas</w:t>
+            </w:r>
+          </w:p>
+          <w:p>
+            <w:r>
+              <w:t>para proteger las poblaciones vulnerables. Además, no se</w:t>
+            </w:r>
+          </w:p>
+          <w:p>
+            <w:r>
+              <w:t>permite ninguna práctica de transporte ilegal.</w:t>
+            </w:r>
+          </w:p>
+          <w:p>
+            <w:r>
+              <w:t>Cualquier incumplimiento de los requisitos anteriores debido</w:t>
+            </w:r>
+          </w:p>
+          <w:p>
+            <w:r>
+              <w:t>a una negligencia grave se considerará un incumplimiento</w:t>
+            </w:r>
+          </w:p>
+          <w:p>
+            <w:r>
+              <w:t>del contrato.</w:t>
+            </w:r>
+          </w:p>
+          <w:p>
+            <w:pPr>
+              <w:pStyle w:val="Heading2"/>
+            </w:pPr>
+            <w:r>
+              <w:t>Uso sustentable de los ingredientes marinos</w:t>
+            </w:r>
+          </w:p>
+          <w:p>
+            <w:r>
+              <w:t>BioMar se compromete a obtener ingredientes marinos que</w:t>
+            </w:r>
+          </w:p>
+          <w:p>
+            <w:r>
+              <w:t>pueden ser certificados y verificados como sustentables.</w:t>
+            </w:r>
+          </w:p>
+          <w:p>
+            <w:r>
+              <w:t>Reconocemos la necesidad global de aumentar la cantidad de</w:t>
+            </w:r>
+          </w:p>
+          <w:p>
+            <w:r>
+              <w:t>material certificado procedente de pesquerías responsables</w:t>
+            </w:r>
+          </w:p>
+          <w:p>
+            <w:r>
+              <w:t>y por ello participamos activamente en programas de mejora</w:t>
+            </w:r>
+          </w:p>
+          <w:p>
+            <w:r>
+              <w:t>de la pesca.</w:t>
+            </w:r>
+          </w:p>
+          <w:p>
+            <w:r>
+              <w:t>BioMar se compromete a obtener anualmente al menos el 80</w:t>
+            </w:r>
+          </w:p>
+          <w:p>
+            <w:r>
+              <w:t>% de nuestros ingredientes marinos de MSC, MarinTrust, FIP’s</w:t>
+            </w:r>
+          </w:p>
+          <w:p>
+            <w:r>
+              <w:t>con avance reciente basado en una metodología validada</w:t>
+            </w:r>
+          </w:p>
+          <w:p>
+            <w:r>
+              <w:t>(Sustainable Fisheries Partnership o MarinTrust), o recortes</w:t>
+            </w:r>
+          </w:p>
+          <w:p>
+            <w:r>
+              <w:t>y subproductos que cumplan con la normativa de la familia</w:t>
+            </w:r>
+          </w:p>
+          <w:p>
+            <w:r>
+              <w:t>ASC.</w:t>
+            </w:r>
+          </w:p>
+        </w:tc>
+        <w:tc>
+          <w:tcPr>
+            <w:tcW w:type="dxa" w:w="4320"/>
+          </w:tcPr>
+          <w:p>
+            <w:r>
+              <w:t>Los retazos y subproductos son una parte muy importante</w:t>
+            </w:r>
+          </w:p>
+          <w:p>
+            <w:r>
+              <w:t>de la estrategia circular y renovable de BioMar de cara a</w:t>
+            </w:r>
+          </w:p>
+          <w:p>
+            <w:r>
+              <w:t>2030, y estamos aumentando continuamente la inclusión</w:t>
+            </w:r>
+          </w:p>
+          <w:p>
+            <w:r>
+              <w:t>de ingredientes marinos circulares. La ambición de BioMar</w:t>
+            </w:r>
+          </w:p>
+          <w:p>
+            <w:r>
+              <w:t>es obtener el 100% de nuestros ingredientes marinos de</w:t>
+            </w:r>
+          </w:p>
+          <w:p>
+            <w:r>
+              <w:t>acuerdo con la pesca responsable mencionada anteriormente</w:t>
+            </w:r>
+          </w:p>
+          <w:p>
+            <w:r>
+              <w:t>para 2030, y al mismo tiempo demostrar una mejora continua</w:t>
+            </w:r>
+          </w:p>
+          <w:p>
+            <w:r>
+              <w:t>en comparación con la línea de base de 2020 para todas las</w:t>
+            </w:r>
+          </w:p>
+          <w:p>
+            <w:r>
+              <w:t>unidades.</w:t>
+            </w:r>
+          </w:p>
+          <w:p>
+            <w:pPr>
+              <w:pStyle w:val="Heading2"/>
+            </w:pPr>
+            <w:r>
+              <w:t>Verificación de la trazabilidad</w:t>
+            </w:r>
+          </w:p>
+          <w:p>
+            <w:r>
+              <w:t>Los proveedores deben presentar niveles de inclusión</w:t>
+            </w:r>
+          </w:p>
+          <w:p>
+            <w:r>
+              <w:t>de especies con el porcentaje de división, las principales</w:t>
+            </w:r>
+          </w:p>
+          <w:p>
+            <w:r>
+              <w:t>capturas de la FAO y subzona, tipo de arte de pesca, país de</w:t>
+            </w:r>
+          </w:p>
+          <w:p>
+            <w:r>
+              <w:t>desembarco y el nivel de certificación para cada entrega de</w:t>
+            </w:r>
+          </w:p>
+          <w:p>
+            <w:r>
+              <w:t>ingredientes marinos a BioMar. Además, el nombre de las</w:t>
+            </w:r>
+          </w:p>
+          <w:p>
+            <w:r>
+              <w:t>especies debe figurar el nombre científico (en latín) y cada</w:t>
+            </w:r>
+          </w:p>
+          <w:p>
+            <w:r>
+              <w:t>volumen debe declararse que procede de pescado entero o</w:t>
+            </w:r>
+          </w:p>
+          <w:p>
+            <w:r>
+              <w:t>de retazos/ subproductos. Para los proveedores que declaren</w:t>
+            </w:r>
+          </w:p>
+          <w:p>
+            <w:r>
+              <w:t>volúmenes MSC, deben aparecer también la piscifactoría y</w:t>
+            </w:r>
+          </w:p>
+          <w:p>
+            <w:r>
+              <w:t>el número de certificado del MSC. Todos los productores de</w:t>
+            </w:r>
+          </w:p>
+          <w:p>
+            <w:r>
+              <w:t>ingredientes marinos deben presentar documentación que</w:t>
+            </w:r>
+          </w:p>
+          <w:p>
+            <w:r>
+              <w:t>demuestre que las capturas desembarcadas no proceden de</w:t>
+            </w:r>
+          </w:p>
+          <w:p>
+            <w:r>
+              <w:t>la pesca IUU.</w:t>
+            </w:r>
+          </w:p>
+          <w:p>
+            <w:r>
+              <w:t>Si el proveedor de BioMar de ingredientes marinos</w:t>
+            </w:r>
+          </w:p>
+          <w:p>
+            <w:r>
+              <w:t>certificados es diferente del productor, el proveedor debe</w:t>
+            </w:r>
+          </w:p>
+          <w:p>
+            <w:r>
+              <w:t>tener una Cadena de Custodia MarinTrust/MSC o un sistema</w:t>
+            </w:r>
+          </w:p>
+          <w:p>
+            <w:r>
+              <w:t>de trazabilidad</w:t>
+            </w:r>
+          </w:p>
+          <w:p>
+            <w:r>
+              <w:t>Reconocemos que no todos los proveedores tienen este</w:t>
+            </w:r>
+          </w:p>
+          <w:p>
+            <w:r>
+              <w:t>nivel de trazabilidad en el momento de la publicación. Para</w:t>
+            </w:r>
+          </w:p>
+          <w:p>
+            <w:r>
+              <w:t>los proveedores que no puedan proporcionar este nivel</w:t>
+            </w:r>
+          </w:p>
+          <w:p>
+            <w:r>
+              <w:t>de detalle, se permitirá un período de transición desde</w:t>
+            </w:r>
+          </w:p>
+          <w:p>
+            <w:r>
+              <w:t>el momento de la publicación hasta finales 2022. Nos</w:t>
+            </w:r>
+          </w:p>
+          <w:p>
+            <w:r>
+              <w:t>comprometemos a garantizar un alto nivel de gobernanza</w:t>
+            </w:r>
+          </w:p>
+          <w:p>
+            <w:r>
+              <w:t>en materia de trazabilidad y hemos incluido metodologías</w:t>
+            </w:r>
+          </w:p>
+          <w:p>
+            <w:r>
+              <w:t>científicas para apoyarlo..</w:t>
+            </w:r>
+          </w:p>
+        </w:tc>
+      </w:tr>
+    </w:tbl>
+    <w:p/>
+    <w:tbl>
+      <w:tblPr>
+        <w:tblW w:type="auto" w:w="0"/>
+        <w:tblLook w:firstColumn="1" w:firstRow="1" w:lastColumn="0" w:lastRow="0" w:noHBand="0" w:noVBand="1" w:val="04A0"/>
+      </w:tblPr>
+      <w:tblGrid>
+        <w:gridCol w:w="4320"/>
+        <w:gridCol w:w="4320"/>
+      </w:tblGrid>
+      <w:tr>
+        <w:tc>
+          <w:tcPr>
+            <w:tcW w:type="dxa" w:w="4320"/>
+          </w:tcPr>
+          <w:p>
+            <w:pPr>
+              <w:pStyle w:val="Heading2"/>
+            </w:pPr>
+            <w:r>
+              <w:t>Lista de definiciones</w:t>
+            </w:r>
+          </w:p>
+          <w:p>
+            <w:r>
+              <w:t>ASC Consejo de Administración de la Acuicultura</w:t>
+            </w:r>
+          </w:p>
+          <w:p>
+            <w:r>
+              <w:t>BAP Mejores Prácticas de Acuicultura</w:t>
+            </w:r>
+          </w:p>
+          <w:p>
+            <w:r>
+              <w:t>CITES La Convención sobre el Comercio Internacional de Especies Amenazadas de Fauna y Flora Silvestres (cites.org)</w:t>
+            </w:r>
+          </w:p>
+          <w:p>
+            <w:r>
+              <w:t>FAO Organización de las Naciones Unidas para la Agricultura y la Alimentación</w:t>
+            </w:r>
+          </w:p>
+          <w:p>
+            <w:r>
+              <w:t>Código de conducta para la pesca responsable - Edición especial (fao.org)</w:t>
+            </w:r>
+          </w:p>
+          <w:p>
+            <w:r>
+              <w:t>FIP Proyecto de Mejora de la Pesca</w:t>
+            </w:r>
+          </w:p>
+          <w:p>
+            <w:r>
+              <w:t>Global G.A.P. Buenas Prácticas Agrícolas Mundiales</w:t>
+            </w:r>
+          </w:p>
+          <w:p>
+            <w:r>
+              <w:t>ICES Consejo Internacional para la Exploración del Mar</w:t>
+            </w:r>
+          </w:p>
+          <w:p>
+            <w:r>
+              <w:t>ISEAL Acreditación y Etiquetado Social y Medioambiental Internacional</w:t>
+            </w:r>
+          </w:p>
+          <w:p>
+            <w:r>
+              <w:t>IMARPE Instituto del Mar del Perú</w:t>
+            </w:r>
+          </w:p>
+          <w:p>
+            <w:r>
+              <w:t>IMR Instituto de Investigación Marina</w:t>
+            </w:r>
+          </w:p>
+          <w:p>
+            <w:r>
+              <w:t>MSC Consejo de Administración Marina</w:t>
+            </w:r>
+          </w:p>
+          <w:p>
+            <w:r>
+              <w:t>UICN Unión Internacional para la Conservación de la Naturaleza</w:t>
+            </w:r>
+          </w:p>
+          <w:p>
+            <w:r>
+              <w:t>Lista Roja de Especies Amenazadas de la UICN</w:t>
+            </w:r>
+          </w:p>
+          <w:p>
+            <w:r>
+              <w:t>IUU Ilegal, no declarada y no regulada</w:t>
+            </w:r>
+          </w:p>
+          <w:p>
+            <w:r>
+              <w:t>SERNAPESCA El Servicio Nacional de Pesca</w:t>
+            </w:r>
+          </w:p>
+        </w:tc>
+        <w:tc>
+          <w:tcPr>
+            <w:tcW w:type="dxa" w:w="4320"/>
+          </w:tcPr>
+          <w:p>
+            <w:pPr>
+              <w:pStyle w:val="Heading2"/>
+            </w:pPr>
+            <w:r>
+              <w:t>Referencias</w:t>
+            </w:r>
+          </w:p>
+          <w:p>
+            <w:r>
+              <w:t>Internas Código de Conducta para Proveedores del Grupo BioMar</w:t>
+            </w:r>
+          </w:p>
+          <w:p>
+            <w:r>
+              <w:t>Declaración de posicionamiento de los Ingredientes Marinos del Grupo BioMar</w:t>
+            </w:r>
+          </w:p>
+          <w:p>
+            <w:r>
+              <w:t>Política de Suministro Responsable del Grupo BioMar</w:t>
+            </w:r>
+          </w:p>
+          <w:p>
+            <w:r>
+              <w:t>Informe de Sustentabilidad del Grupo BioMar</w:t>
+            </w:r>
+          </w:p>
+          <w:p>
+            <w:r>
+              <w:t>Externas Normas del sector de la acuicultura</w:t>
+            </w:r>
+          </w:p>
+          <w:p>
+            <w:pPr>
+              <w:pStyle w:val="ListBullet"/>
+            </w:pPr>
+            <w:r>
+              <w:t>Consejo de Administración de la Acuicultura (ASC)</w:t>
+            </w:r>
+          </w:p>
+          <w:p>
+            <w:pPr>
+              <w:pStyle w:val="ListBullet"/>
+            </w:pPr>
+            <w:r>
+              <w:t>Mejores Prácticas de Acuicultura (BAP)</w:t>
+            </w:r>
+          </w:p>
+          <w:p>
+            <w:pPr>
+              <w:pStyle w:val="ListBullet"/>
+            </w:pPr>
+            <w:r>
+              <w:t>MarinTrust</w:t>
+            </w:r>
+          </w:p>
+          <w:p>
+            <w:pPr>
+              <w:pStyle w:val="ListBullet"/>
+            </w:pPr>
+            <w:r>
+              <w:t>Consejo de Administración Marina (MSC)</w:t>
+            </w:r>
+          </w:p>
+          <w:p>
+            <w:r>
+              <w:t>Buenas Prácticas Agrícolas Globales (G.A.P)</w:t>
+            </w:r>
+          </w:p>
+          <w:p>
+            <w:r>
+              <w:t>El Servicio Nacional de Pesca (SERNAPESCA)</w:t>
+            </w:r>
+          </w:p>
+          <w:p>
+            <w:r>
+              <w:t>Organización de las Naciones Unidas para la Agricultura y la Alimentación (FAO)</w:t>
+            </w:r>
+          </w:p>
+          <w:p>
+            <w:r>
+              <w:t>Instituto de Investigaciones Marinas (IMR)</w:t>
+            </w:r>
+          </w:p>
+          <w:p>
+            <w:r>
+              <w:t>Consejo Internacional para la Exploración del Mar (CIEM)</w:t>
+            </w:r>
+          </w:p>
+          <w:p>
+            <w:r>
+              <w:t>Acreditación y Etiquetado Social y Ambiental Internacional</w:t>
+            </w:r>
+          </w:p>
+          <w:p>
+            <w:r>
+              <w:t>(ISEAL)</w:t>
+            </w:r>
+          </w:p>
+          <w:p>
+            <w:r>
+              <w:t>La Convención sobre el Comercio Internacional de Especies Amenazadas de</w:t>
+            </w:r>
+          </w:p>
+          <w:p>
+            <w:r>
+              <w:t>Fauna y Flora Silvestres (CITES)</w:t>
+            </w:r>
+          </w:p>
+          <w:p>
+            <w:r>
+              <w:t>Unión Internacional para la Conservación de la Naturaleza (UICN)</w:t>
+            </w:r>
+          </w:p>
+        </w:tc>
+      </w:tr>
+    </w:tbl>
+    <w:p/>
     <w:p>
       <w:r>
         <w:t>Historial de versiones Propietario y responsable de aprobación</w:t>
